--- a/Week-2/Day-2/Study-guide.docx
+++ b/Week-2/Day-2/Study-guide.docx
@@ -30,7 +30,7 @@
           <w:lang w:val="en-IN"/>
         </w:rPr>
         <w:pict w14:anchorId="32A27C0B">
-          <v:rect id="_x0000_i1388" style="width:0;height:1.5pt" o:hralign="center" o:hrstd="t" o:hr="t" fillcolor="#a0a0a0" stroked="f"/>
+          <v:rect id="_x0000_i1025" style="width:0;height:1.5pt" o:hralign="center" o:hrstd="t" o:hr="t" fillcolor="#a0a0a0" stroked="f"/>
         </w:pict>
       </w:r>
     </w:p>
@@ -242,7 +242,7 @@
           <w:lang w:val="en-IN"/>
         </w:rPr>
         <w:pict w14:anchorId="1E7D7A28">
-          <v:rect id="_x0000_i1389" style="width:0;height:1.5pt" o:hralign="center" o:hrstd="t" o:hr="t" fillcolor="#a0a0a0" stroked="f"/>
+          <v:rect id="_x0000_i1026" style="width:0;height:1.5pt" o:hralign="center" o:hrstd="t" o:hr="t" fillcolor="#a0a0a0" stroked="f"/>
         </w:pict>
       </w:r>
     </w:p>
@@ -490,7 +490,7 @@
           <w:lang w:val="en-IN"/>
         </w:rPr>
         <w:pict w14:anchorId="4EC400EF">
-          <v:rect id="_x0000_i1390" style="width:0;height:1.5pt" o:hralign="center" o:hrstd="t" o:hr="t" fillcolor="#a0a0a0" stroked="f"/>
+          <v:rect id="_x0000_i1027" style="width:0;height:1.5pt" o:hralign="center" o:hrstd="t" o:hr="t" fillcolor="#a0a0a0" stroked="f"/>
         </w:pict>
       </w:r>
     </w:p>
@@ -693,7 +693,7 @@
           <w:lang w:val="en-IN"/>
         </w:rPr>
         <w:pict w14:anchorId="5064B7B3">
-          <v:rect id="_x0000_i1391" style="width:0;height:1.5pt" o:hralign="center" o:hrstd="t" o:hr="t" fillcolor="#a0a0a0" stroked="f"/>
+          <v:rect id="_x0000_i1028" style="width:0;height:1.5pt" o:hralign="center" o:hrstd="t" o:hr="t" fillcolor="#a0a0a0" stroked="f"/>
         </w:pict>
       </w:r>
     </w:p>
@@ -725,7 +725,7 @@
           <w:lang w:val="en-IN"/>
         </w:rPr>
         <w:pict w14:anchorId="42E836ED">
-          <v:rect id="_x0000_i1392" style="width:0;height:1.5pt" o:hralign="center" o:hrstd="t" o:hr="t" fillcolor="#a0a0a0" stroked="f"/>
+          <v:rect id="_x0000_i1029" style="width:0;height:1.5pt" o:hralign="center" o:hrstd="t" o:hr="t" fillcolor="#a0a0a0" stroked="f"/>
         </w:pict>
       </w:r>
     </w:p>
@@ -778,7 +778,7 @@
           <w:lang w:val="en-IN"/>
         </w:rPr>
         <w:pict w14:anchorId="61900753">
-          <v:rect id="_x0000_i1393" style="width:0;height:1.5pt" o:hralign="center" o:hrstd="t" o:hr="t" fillcolor="#a0a0a0" stroked="f"/>
+          <v:rect id="_x0000_i1030" style="width:0;height:1.5pt" o:hralign="center" o:hrstd="t" o:hr="t" fillcolor="#a0a0a0" stroked="f"/>
         </w:pict>
       </w:r>
     </w:p>
@@ -993,7 +993,7 @@
           <w:lang w:val="en-IN"/>
         </w:rPr>
         <w:pict w14:anchorId="6D75E433">
-          <v:rect id="_x0000_i1394" style="width:0;height:1.5pt" o:hralign="center" o:hrstd="t" o:hr="t" fillcolor="#a0a0a0" stroked="f"/>
+          <v:rect id="_x0000_i1031" style="width:0;height:1.5pt" o:hralign="center" o:hrstd="t" o:hr="t" fillcolor="#a0a0a0" stroked="f"/>
         </w:pict>
       </w:r>
     </w:p>
@@ -1170,7 +1170,7 @@
           <w:lang w:val="en-IN"/>
         </w:rPr>
         <w:pict w14:anchorId="5EC06BB1">
-          <v:rect id="_x0000_i1395" style="width:0;height:1.5pt" o:hralign="center" o:hrstd="t" o:hr="t" fillcolor="#a0a0a0" stroked="f"/>
+          <v:rect id="_x0000_i1032" style="width:0;height:1.5pt" o:hralign="center" o:hrstd="t" o:hr="t" fillcolor="#a0a0a0" stroked="f"/>
         </w:pict>
       </w:r>
     </w:p>
@@ -1291,7 +1291,7 @@
           <w:lang w:val="en-IN"/>
         </w:rPr>
         <w:pict w14:anchorId="16F04630">
-          <v:rect id="_x0000_i1396" style="width:0;height:1.5pt" o:hralign="center" o:hrstd="t" o:hr="t" fillcolor="#a0a0a0" stroked="f"/>
+          <v:rect id="_x0000_i1033" style="width:0;height:1.5pt" o:hralign="center" o:hrstd="t" o:hr="t" fillcolor="#a0a0a0" stroked="f"/>
         </w:pict>
       </w:r>
     </w:p>
@@ -1323,7 +1323,7 @@
           <w:lang w:val="en-IN"/>
         </w:rPr>
         <w:pict w14:anchorId="1AC14D99">
-          <v:rect id="_x0000_i1397" style="width:0;height:1.5pt" o:hralign="center" o:hrstd="t" o:hr="t" fillcolor="#a0a0a0" stroked="f"/>
+          <v:rect id="_x0000_i1034" style="width:0;height:1.5pt" o:hralign="center" o:hrstd="t" o:hr="t" fillcolor="#a0a0a0" stroked="f"/>
         </w:pict>
       </w:r>
     </w:p>
@@ -1368,7 +1368,7 @@
           <w:lang w:val="en-IN"/>
         </w:rPr>
         <w:pict w14:anchorId="04CA95DE">
-          <v:rect id="_x0000_i1398" style="width:0;height:1.5pt" o:hralign="center" o:hrstd="t" o:hr="t" fillcolor="#a0a0a0" stroked="f"/>
+          <v:rect id="_x0000_i1035" style="width:0;height:1.5pt" o:hralign="center" o:hrstd="t" o:hr="t" fillcolor="#a0a0a0" stroked="f"/>
         </w:pict>
       </w:r>
     </w:p>
@@ -1434,7 +1434,7 @@
           <w:lang w:val="en-IN"/>
         </w:rPr>
         <w:pict w14:anchorId="6AE40A5C">
-          <v:rect id="_x0000_i1399" style="width:0;height:1.5pt" o:hralign="center" o:hrstd="t" o:hr="t" fillcolor="#a0a0a0" stroked="f"/>
+          <v:rect id="_x0000_i1036" style="width:0;height:1.5pt" o:hralign="center" o:hrstd="t" o:hr="t" fillcolor="#a0a0a0" stroked="f"/>
         </w:pict>
       </w:r>
     </w:p>
@@ -1551,7 +1551,7 @@
           <w:lang w:val="en-IN"/>
         </w:rPr>
         <w:pict w14:anchorId="496E6BC6">
-          <v:rect id="_x0000_i1400" style="width:0;height:1.5pt" o:hralign="center" o:hrstd="t" o:hr="t" fillcolor="#a0a0a0" stroked="f"/>
+          <v:rect id="_x0000_i1037" style="width:0;height:1.5pt" o:hralign="center" o:hrstd="t" o:hr="t" fillcolor="#a0a0a0" stroked="f"/>
         </w:pict>
       </w:r>
     </w:p>
@@ -1583,7 +1583,7 @@
           <w:lang w:val="en-IN"/>
         </w:rPr>
         <w:pict w14:anchorId="2C296A9D">
-          <v:rect id="_x0000_i1401" style="width:0;height:1.5pt" o:hralign="center" o:hrstd="t" o:hr="t" fillcolor="#a0a0a0" stroked="f"/>
+          <v:rect id="_x0000_i1038" style="width:0;height:1.5pt" o:hralign="center" o:hrstd="t" o:hr="t" fillcolor="#a0a0a0" stroked="f"/>
         </w:pict>
       </w:r>
     </w:p>
@@ -1700,7 +1700,7 @@
           <w:lang w:val="en-IN"/>
         </w:rPr>
         <w:pict w14:anchorId="4BEBE127">
-          <v:rect id="_x0000_i1402" style="width:0;height:1.5pt" o:hralign="center" o:hrstd="t" o:hr="t" fillcolor="#a0a0a0" stroked="f"/>
+          <v:rect id="_x0000_i1039" style="width:0;height:1.5pt" o:hralign="center" o:hrstd="t" o:hr="t" fillcolor="#a0a0a0" stroked="f"/>
         </w:pict>
       </w:r>
     </w:p>
@@ -1766,7 +1766,7 @@
           <w:lang w:val="en-IN"/>
         </w:rPr>
         <w:pict w14:anchorId="33296006">
-          <v:rect id="_x0000_i1403" style="width:0;height:1.5pt" o:hralign="center" o:hrstd="t" o:hr="t" fillcolor="#a0a0a0" stroked="f"/>
+          <v:rect id="_x0000_i1040" style="width:0;height:1.5pt" o:hralign="center" o:hrstd="t" o:hr="t" fillcolor="#a0a0a0" stroked="f"/>
         </w:pict>
       </w:r>
     </w:p>
@@ -1900,7 +1900,7 @@
           <w:lang w:val="en-IN"/>
         </w:rPr>
         <w:pict w14:anchorId="55558B43">
-          <v:rect id="_x0000_i1404" style="width:0;height:1.5pt" o:hralign="center" o:hrstd="t" o:hr="t" fillcolor="#a0a0a0" stroked="f"/>
+          <v:rect id="_x0000_i1041" style="width:0;height:1.5pt" o:hralign="center" o:hrstd="t" o:hr="t" fillcolor="#a0a0a0" stroked="f"/>
         </w:pict>
       </w:r>
     </w:p>
@@ -1966,7 +1966,7 @@
           <w:lang w:val="en-IN"/>
         </w:rPr>
         <w:pict w14:anchorId="4DCC7550">
-          <v:rect id="_x0000_i1405" style="width:0;height:1.5pt" o:hralign="center" o:hrstd="t" o:hr="t" fillcolor="#a0a0a0" stroked="f"/>
+          <v:rect id="_x0000_i1042" style="width:0;height:1.5pt" o:hralign="center" o:hrstd="t" o:hr="t" fillcolor="#a0a0a0" stroked="f"/>
         </w:pict>
       </w:r>
     </w:p>
@@ -2032,7 +2032,7 @@
           <w:lang w:val="en-IN"/>
         </w:rPr>
         <w:pict w14:anchorId="37BD4E16">
-          <v:rect id="_x0000_i1406" style="width:0;height:1.5pt" o:hralign="center" o:hrstd="t" o:hr="t" fillcolor="#a0a0a0" stroked="f"/>
+          <v:rect id="_x0000_i1043" style="width:0;height:1.5pt" o:hralign="center" o:hrstd="t" o:hr="t" fillcolor="#a0a0a0" stroked="f"/>
         </w:pict>
       </w:r>
     </w:p>
@@ -2064,7 +2064,7 @@
           <w:lang w:val="en-IN"/>
         </w:rPr>
         <w:pict w14:anchorId="74697B87">
-          <v:rect id="_x0000_i1407" style="width:0;height:1.5pt" o:hralign="center" o:hrstd="t" o:hr="t" fillcolor="#a0a0a0" stroked="f"/>
+          <v:rect id="_x0000_i1044" style="width:0;height:1.5pt" o:hralign="center" o:hrstd="t" o:hr="t" fillcolor="#a0a0a0" stroked="f"/>
         </w:pict>
       </w:r>
     </w:p>
@@ -2147,7 +2147,7 @@
           <w:lang w:val="en-IN"/>
         </w:rPr>
         <w:pict w14:anchorId="0DB4EC92">
-          <v:rect id="_x0000_i1408" style="width:0;height:1.5pt" o:hralign="center" o:hrstd="t" o:hr="t" fillcolor="#a0a0a0" stroked="f"/>
+          <v:rect id="_x0000_i1045" style="width:0;height:1.5pt" o:hralign="center" o:hrstd="t" o:hr="t" fillcolor="#a0a0a0" stroked="f"/>
         </w:pict>
       </w:r>
     </w:p>
@@ -2213,7 +2213,7 @@
           <w:lang w:val="en-IN"/>
         </w:rPr>
         <w:pict w14:anchorId="70E460B2">
-          <v:rect id="_x0000_i1409" style="width:0;height:1.5pt" o:hralign="center" o:hrstd="t" o:hr="t" fillcolor="#a0a0a0" stroked="f"/>
+          <v:rect id="_x0000_i1046" style="width:0;height:1.5pt" o:hralign="center" o:hrstd="t" o:hr="t" fillcolor="#a0a0a0" stroked="f"/>
         </w:pict>
       </w:r>
     </w:p>
@@ -2296,7 +2296,7 @@
           <w:lang w:val="en-IN"/>
         </w:rPr>
         <w:pict w14:anchorId="045E8DB2">
-          <v:rect id="_x0000_i1410" style="width:0;height:1.5pt" o:hralign="center" o:hrstd="t" o:hr="t" fillcolor="#a0a0a0" stroked="f"/>
+          <v:rect id="_x0000_i1047" style="width:0;height:1.5pt" o:hralign="center" o:hrstd="t" o:hr="t" fillcolor="#a0a0a0" stroked="f"/>
         </w:pict>
       </w:r>
     </w:p>
@@ -2346,7 +2346,7 @@
           <w:lang w:val="en-IN"/>
         </w:rPr>
         <w:pict w14:anchorId="3A6E910C">
-          <v:rect id="_x0000_i1411" style="width:0;height:1.5pt" o:hralign="center" o:hrstd="t" o:hr="t" fillcolor="#a0a0a0" stroked="f"/>
+          <v:rect id="_x0000_i1048" style="width:0;height:1.5pt" o:hralign="center" o:hrstd="t" o:hr="t" fillcolor="#a0a0a0" stroked="f"/>
         </w:pict>
       </w:r>
     </w:p>
@@ -2429,7 +2429,7 @@
           <w:lang w:val="en-IN"/>
         </w:rPr>
         <w:pict w14:anchorId="3EBF59B8">
-          <v:rect id="_x0000_i1412" style="width:0;height:1.5pt" o:hralign="center" o:hrstd="t" o:hr="t" fillcolor="#a0a0a0" stroked="f"/>
+          <v:rect id="_x0000_i1049" style="width:0;height:1.5pt" o:hralign="center" o:hrstd="t" o:hr="t" fillcolor="#a0a0a0" stroked="f"/>
         </w:pict>
       </w:r>
     </w:p>
@@ -2557,7 +2557,7 @@
           <w:lang w:val="en-IN"/>
         </w:rPr>
         <w:pict w14:anchorId="4DE1B1F3">
-          <v:rect id="_x0000_i1413" style="width:0;height:1.5pt" o:hralign="center" o:hrstd="t" o:hr="t" fillcolor="#a0a0a0" stroked="f"/>
+          <v:rect id="_x0000_i1050" style="width:0;height:1.5pt" o:hralign="center" o:hrstd="t" o:hr="t" fillcolor="#a0a0a0" stroked="f"/>
         </w:pict>
       </w:r>
     </w:p>
@@ -2640,7 +2640,7 @@
           <w:lang w:val="en-IN"/>
         </w:rPr>
         <w:pict w14:anchorId="66748367">
-          <v:rect id="_x0000_i1414" style="width:0;height:1.5pt" o:hralign="center" o:hrstd="t" o:hr="t" fillcolor="#a0a0a0" stroked="f"/>
+          <v:rect id="_x0000_i1051" style="width:0;height:1.5pt" o:hralign="center" o:hrstd="t" o:hr="t" fillcolor="#a0a0a0" stroked="f"/>
         </w:pict>
       </w:r>
     </w:p>
@@ -2658,7 +2658,7 @@
           <w:bCs/>
           <w:lang w:val="en-IN"/>
         </w:rPr>
-        <w:t>MODULE 2 — CLOUD STORAGE (GCS)</w:t>
+        <w:t>CLOUD STORAGE (GCS)</w:t>
       </w:r>
     </w:p>
     <w:p>
@@ -2672,7 +2672,7 @@
           <w:lang w:val="en-IN"/>
         </w:rPr>
         <w:pict w14:anchorId="1EE1F53D">
-          <v:rect id="_x0000_i1415" style="width:0;height:1.5pt" o:hralign="center" o:hrstd="t" o:hr="t" fillcolor="#a0a0a0" stroked="f"/>
+          <v:rect id="_x0000_i1052" style="width:0;height:1.5pt" o:hralign="center" o:hrstd="t" o:hr="t" fillcolor="#a0a0a0" stroked="f"/>
         </w:pict>
       </w:r>
     </w:p>
@@ -2785,7 +2785,7 @@
           <w:lang w:val="en-IN"/>
         </w:rPr>
         <w:pict w14:anchorId="5D89F170">
-          <v:rect id="_x0000_i1416" style="width:0;height:1.5pt" o:hralign="center" o:hrstd="t" o:hr="t" fillcolor="#a0a0a0" stroked="f"/>
+          <v:rect id="_x0000_i1053" style="width:0;height:1.5pt" o:hralign="center" o:hrstd="t" o:hr="t" fillcolor="#a0a0a0" stroked="f"/>
         </w:pict>
       </w:r>
     </w:p>
@@ -2902,7 +2902,7 @@
           <w:lang w:val="en-IN"/>
         </w:rPr>
         <w:pict w14:anchorId="10002C15">
-          <v:rect id="_x0000_i1417" style="width:0;height:1.5pt" o:hralign="center" o:hrstd="t" o:hr="t" fillcolor="#a0a0a0" stroked="f"/>
+          <v:rect id="_x0000_i1054" style="width:0;height:1.5pt" o:hralign="center" o:hrstd="t" o:hr="t" fillcolor="#a0a0a0" stroked="f"/>
         </w:pict>
       </w:r>
     </w:p>
@@ -2947,7 +2947,7 @@
           <w:lang w:val="en-IN"/>
         </w:rPr>
         <w:pict w14:anchorId="71A7E5A9">
-          <v:rect id="_x0000_i1418" style="width:0;height:1.5pt" o:hralign="center" o:hrstd="t" o:hr="t" fillcolor="#a0a0a0" stroked="f"/>
+          <v:rect id="_x0000_i1055" style="width:0;height:1.5pt" o:hralign="center" o:hrstd="t" o:hr="t" fillcolor="#a0a0a0" stroked="f"/>
         </w:pict>
       </w:r>
     </w:p>
@@ -2972,6 +2972,14 @@
       <w:tblPr>
         <w:tblW w:w="0" w:type="auto"/>
         <w:tblCellSpacing w:w="15" w:type="dxa"/>
+        <w:tblBorders>
+          <w:top w:val="single" w:sz="4" w:space="0" w:color="auto"/>
+          <w:left w:val="single" w:sz="4" w:space="0" w:color="auto"/>
+          <w:bottom w:val="single" w:sz="4" w:space="0" w:color="auto"/>
+          <w:right w:val="single" w:sz="4" w:space="0" w:color="auto"/>
+          <w:insideH w:val="single" w:sz="4" w:space="0" w:color="auto"/>
+          <w:insideV w:val="single" w:sz="4" w:space="0" w:color="auto"/>
+        </w:tblBorders>
         <w:tblCellMar>
           <w:top w:w="15" w:type="dxa"/>
           <w:left w:w="15" w:type="dxa"/>
@@ -2981,8 +2989,8 @@
         <w:tblLook w:val="04A0" w:firstRow="1" w:lastRow="0" w:firstColumn="1" w:lastColumn="0" w:noHBand="0" w:noVBand="1"/>
       </w:tblPr>
       <w:tblGrid>
-        <w:gridCol w:w="884"/>
-        <w:gridCol w:w="1515"/>
+        <w:gridCol w:w="4106"/>
+        <w:gridCol w:w="5103"/>
       </w:tblGrid>
       <w:tr>
         <w:trPr>
@@ -2991,7 +2999,7 @@
         </w:trPr>
         <w:tc>
           <w:tcPr>
-            <w:tcW w:w="0" w:type="auto"/>
+            <w:tcW w:w="4061" w:type="dxa"/>
             <w:vAlign w:val="center"/>
             <w:hideMark/>
           </w:tcPr>
@@ -3015,7 +3023,7 @@
         </w:tc>
         <w:tc>
           <w:tcPr>
-            <w:tcW w:w="0" w:type="auto"/>
+            <w:tcW w:w="5058" w:type="dxa"/>
             <w:vAlign w:val="center"/>
             <w:hideMark/>
           </w:tcPr>
@@ -3044,7 +3052,7 @@
         </w:trPr>
         <w:tc>
           <w:tcPr>
-            <w:tcW w:w="0" w:type="auto"/>
+            <w:tcW w:w="4061" w:type="dxa"/>
             <w:vAlign w:val="center"/>
             <w:hideMark/>
           </w:tcPr>
@@ -3064,7 +3072,7 @@
         </w:tc>
         <w:tc>
           <w:tcPr>
-            <w:tcW w:w="0" w:type="auto"/>
+            <w:tcW w:w="5058" w:type="dxa"/>
             <w:vAlign w:val="center"/>
             <w:hideMark/>
           </w:tcPr>
@@ -3089,7 +3097,7 @@
         </w:trPr>
         <w:tc>
           <w:tcPr>
-            <w:tcW w:w="0" w:type="auto"/>
+            <w:tcW w:w="4061" w:type="dxa"/>
             <w:vAlign w:val="center"/>
             <w:hideMark/>
           </w:tcPr>
@@ -3109,7 +3117,7 @@
         </w:tc>
         <w:tc>
           <w:tcPr>
-            <w:tcW w:w="0" w:type="auto"/>
+            <w:tcW w:w="5058" w:type="dxa"/>
             <w:vAlign w:val="center"/>
             <w:hideMark/>
           </w:tcPr>
@@ -3134,7 +3142,7 @@
         </w:trPr>
         <w:tc>
           <w:tcPr>
-            <w:tcW w:w="0" w:type="auto"/>
+            <w:tcW w:w="4061" w:type="dxa"/>
             <w:vAlign w:val="center"/>
             <w:hideMark/>
           </w:tcPr>
@@ -3156,7 +3164,7 @@
         </w:tc>
         <w:tc>
           <w:tcPr>
-            <w:tcW w:w="0" w:type="auto"/>
+            <w:tcW w:w="5058" w:type="dxa"/>
             <w:vAlign w:val="center"/>
             <w:hideMark/>
           </w:tcPr>
@@ -3181,7 +3189,7 @@
         </w:trPr>
         <w:tc>
           <w:tcPr>
-            <w:tcW w:w="0" w:type="auto"/>
+            <w:tcW w:w="4061" w:type="dxa"/>
             <w:vAlign w:val="center"/>
             <w:hideMark/>
           </w:tcPr>
@@ -3201,7 +3209,7 @@
         </w:tc>
         <w:tc>
           <w:tcPr>
-            <w:tcW w:w="0" w:type="auto"/>
+            <w:tcW w:w="5058" w:type="dxa"/>
             <w:vAlign w:val="center"/>
             <w:hideMark/>
           </w:tcPr>
@@ -3232,7 +3240,7 @@
           <w:lang w:val="en-IN"/>
         </w:rPr>
         <w:pict w14:anchorId="512281E6">
-          <v:rect id="_x0000_i1419" style="width:0;height:1.5pt" o:hralign="center" o:hrstd="t" o:hr="t" fillcolor="#a0a0a0" stroked="f"/>
+          <v:rect id="_x0000_i1056" style="width:0;height:1.5pt" o:hralign="center" o:hrstd="t" o:hr="t" fillcolor="#a0a0a0" stroked="f"/>
         </w:pict>
       </w:r>
     </w:p>
@@ -3329,7 +3337,7 @@
           <w:lang w:val="en-IN"/>
         </w:rPr>
         <w:pict w14:anchorId="33DE37FC">
-          <v:rect id="_x0000_i1420" style="width:0;height:1.5pt" o:hralign="center" o:hrstd="t" o:hr="t" fillcolor="#a0a0a0" stroked="f"/>
+          <v:rect id="_x0000_i1057" style="width:0;height:1.5pt" o:hralign="center" o:hrstd="t" o:hr="t" fillcolor="#a0a0a0" stroked="f"/>
         </w:pict>
       </w:r>
     </w:p>
@@ -3361,7 +3369,7 @@
           <w:lang w:val="en-IN"/>
         </w:rPr>
         <w:pict w14:anchorId="6F1699CF">
-          <v:rect id="_x0000_i1421" style="width:0;height:1.5pt" o:hralign="center" o:hrstd="t" o:hr="t" fillcolor="#a0a0a0" stroked="f"/>
+          <v:rect id="_x0000_i1058" style="width:0;height:1.5pt" o:hralign="center" o:hrstd="t" o:hr="t" fillcolor="#a0a0a0" stroked="f"/>
         </w:pict>
       </w:r>
     </w:p>
@@ -3440,7 +3448,7 @@
           <w:lang w:val="en-IN"/>
         </w:rPr>
         <w:pict w14:anchorId="51177D2E">
-          <v:rect id="_x0000_i1422" style="width:0;height:1.5pt" o:hralign="center" o:hrstd="t" o:hr="t" fillcolor="#a0a0a0" stroked="f"/>
+          <v:rect id="_x0000_i1059" style="width:0;height:1.5pt" o:hralign="center" o:hrstd="t" o:hr="t" fillcolor="#a0a0a0" stroked="f"/>
         </w:pict>
       </w:r>
     </w:p>
@@ -3537,7 +3545,7 @@
           <w:lang w:val="en-IN"/>
         </w:rPr>
         <w:pict w14:anchorId="0D2A259B">
-          <v:rect id="_x0000_i1423" style="width:0;height:1.5pt" o:hralign="center" o:hrstd="t" o:hr="t" fillcolor="#a0a0a0" stroked="f"/>
+          <v:rect id="_x0000_i1060" style="width:0;height:1.5pt" o:hralign="center" o:hrstd="t" o:hr="t" fillcolor="#a0a0a0" stroked="f"/>
         </w:pict>
       </w:r>
     </w:p>
@@ -3569,7 +3577,7 @@
           <w:lang w:val="en-IN"/>
         </w:rPr>
         <w:pict w14:anchorId="24F16142">
-          <v:rect id="_x0000_i1424" style="width:0;height:1.5pt" o:hralign="center" o:hrstd="t" o:hr="t" fillcolor="#a0a0a0" stroked="f"/>
+          <v:rect id="_x0000_i1061" style="width:0;height:1.5pt" o:hralign="center" o:hrstd="t" o:hr="t" fillcolor="#a0a0a0" stroked="f"/>
         </w:pict>
       </w:r>
     </w:p>
@@ -3618,7 +3626,7 @@
           <w:lang w:val="en-IN"/>
         </w:rPr>
         <w:pict w14:anchorId="5B2CF26C">
-          <v:rect id="_x0000_i1425" style="width:0;height:1.5pt" o:hralign="center" o:hrstd="t" o:hr="t" fillcolor="#a0a0a0" stroked="f"/>
+          <v:rect id="_x0000_i1062" style="width:0;height:1.5pt" o:hralign="center" o:hrstd="t" o:hr="t" fillcolor="#a0a0a0" stroked="f"/>
         </w:pict>
       </w:r>
     </w:p>
@@ -3684,7 +3692,7 @@
           <w:lang w:val="en-IN"/>
         </w:rPr>
         <w:pict w14:anchorId="665D0415">
-          <v:rect id="_x0000_i1426" style="width:0;height:1.5pt" o:hralign="center" o:hrstd="t" o:hr="t" fillcolor="#a0a0a0" stroked="f"/>
+          <v:rect id="_x0000_i1063" style="width:0;height:1.5pt" o:hralign="center" o:hrstd="t" o:hr="t" fillcolor="#a0a0a0" stroked="f"/>
         </w:pict>
       </w:r>
     </w:p>
@@ -3716,7 +3724,7 @@
           <w:lang w:val="en-IN"/>
         </w:rPr>
         <w:pict w14:anchorId="19727438">
-          <v:rect id="_x0000_i1427" style="width:0;height:1.5pt" o:hralign="center" o:hrstd="t" o:hr="t" fillcolor="#a0a0a0" stroked="f"/>
+          <v:rect id="_x0000_i1064" style="width:0;height:1.5pt" o:hralign="center" o:hrstd="t" o:hr="t" fillcolor="#a0a0a0" stroked="f"/>
         </w:pict>
       </w:r>
     </w:p>
@@ -3799,7 +3807,7 @@
           <w:lang w:val="en-IN"/>
         </w:rPr>
         <w:pict w14:anchorId="56E152F9">
-          <v:rect id="_x0000_i1428" style="width:0;height:1.5pt" o:hralign="center" o:hrstd="t" o:hr="t" fillcolor="#a0a0a0" stroked="f"/>
+          <v:rect id="_x0000_i1065" style="width:0;height:1.5pt" o:hralign="center" o:hrstd="t" o:hr="t" fillcolor="#a0a0a0" stroked="f"/>
         </w:pict>
       </w:r>
     </w:p>
@@ -3831,7 +3839,7 @@
           <w:lang w:val="en-IN"/>
         </w:rPr>
         <w:pict w14:anchorId="1D38F100">
-          <v:rect id="_x0000_i1429" style="width:0;height:1.5pt" o:hralign="center" o:hrstd="t" o:hr="t" fillcolor="#a0a0a0" stroked="f"/>
+          <v:rect id="_x0000_i1066" style="width:0;height:1.5pt" o:hralign="center" o:hrstd="t" o:hr="t" fillcolor="#a0a0a0" stroked="f"/>
         </w:pict>
       </w:r>
     </w:p>
@@ -3890,7 +3898,7 @@
           <w:lang w:val="en-IN"/>
         </w:rPr>
         <w:pict w14:anchorId="2C825EF9">
-          <v:rect id="_x0000_i1430" style="width:0;height:1.5pt" o:hralign="center" o:hrstd="t" o:hr="t" fillcolor="#a0a0a0" stroked="f"/>
+          <v:rect id="_x0000_i1067" style="width:0;height:1.5pt" o:hralign="center" o:hrstd="t" o:hr="t" fillcolor="#a0a0a0" stroked="f"/>
         </w:pict>
       </w:r>
     </w:p>
@@ -4024,7 +4032,7 @@
           <w:lang w:val="en-IN"/>
         </w:rPr>
         <w:pict w14:anchorId="2082455C">
-          <v:rect id="_x0000_i1431" style="width:0;height:1.5pt" o:hralign="center" o:hrstd="t" o:hr="t" fillcolor="#a0a0a0" stroked="f"/>
+          <v:rect id="_x0000_i1068" style="width:0;height:1.5pt" o:hralign="center" o:hrstd="t" o:hr="t" fillcolor="#a0a0a0" stroked="f"/>
         </w:pict>
       </w:r>
     </w:p>
@@ -4056,7 +4064,7 @@
           <w:lang w:val="en-IN"/>
         </w:rPr>
         <w:pict w14:anchorId="40AB982A">
-          <v:rect id="_x0000_i1432" style="width:0;height:1.5pt" o:hralign="center" o:hrstd="t" o:hr="t" fillcolor="#a0a0a0" stroked="f"/>
+          <v:rect id="_x0000_i1069" style="width:0;height:1.5pt" o:hralign="center" o:hrstd="t" o:hr="t" fillcolor="#a0a0a0" stroked="f"/>
         </w:pict>
       </w:r>
     </w:p>
@@ -4122,7 +4130,7 @@
           <w:lang w:val="en-IN"/>
         </w:rPr>
         <w:pict w14:anchorId="11F95083">
-          <v:rect id="_x0000_i1433" style="width:0;height:1.5pt" o:hralign="center" o:hrstd="t" o:hr="t" fillcolor="#a0a0a0" stroked="f"/>
+          <v:rect id="_x0000_i1070" style="width:0;height:1.5pt" o:hralign="center" o:hrstd="t" o:hr="t" fillcolor="#a0a0a0" stroked="f"/>
         </w:pict>
       </w:r>
     </w:p>
@@ -4181,7 +4189,7 @@
           <w:lang w:val="en-IN"/>
         </w:rPr>
         <w:pict w14:anchorId="24926F7C">
-          <v:rect id="_x0000_i1434" style="width:0;height:1.5pt" o:hralign="center" o:hrstd="t" o:hr="t" fillcolor="#a0a0a0" stroked="f"/>
+          <v:rect id="_x0000_i1071" style="width:0;height:1.5pt" o:hralign="center" o:hrstd="t" o:hr="t" fillcolor="#a0a0a0" stroked="f"/>
         </w:pict>
       </w:r>
     </w:p>
@@ -4213,7 +4221,7 @@
           <w:lang w:val="en-IN"/>
         </w:rPr>
         <w:pict w14:anchorId="20CB9CE0">
-          <v:rect id="_x0000_i1435" style="width:0;height:1.5pt" o:hralign="center" o:hrstd="t" o:hr="t" fillcolor="#a0a0a0" stroked="f"/>
+          <v:rect id="_x0000_i1072" style="width:0;height:1.5pt" o:hralign="center" o:hrstd="t" o:hr="t" fillcolor="#a0a0a0" stroked="f"/>
         </w:pict>
       </w:r>
     </w:p>
@@ -4279,7 +4287,7 @@
           <w:lang w:val="en-IN"/>
         </w:rPr>
         <w:pict w14:anchorId="3E4DF306">
-          <v:rect id="_x0000_i1436" style="width:0;height:1.5pt" o:hralign="center" o:hrstd="t" o:hr="t" fillcolor="#a0a0a0" stroked="f"/>
+          <v:rect id="_x0000_i1073" style="width:0;height:1.5pt" o:hralign="center" o:hrstd="t" o:hr="t" fillcolor="#a0a0a0" stroked="f"/>
         </w:pict>
       </w:r>
     </w:p>
@@ -4362,7 +4370,7 @@
           <w:lang w:val="en-IN"/>
         </w:rPr>
         <w:pict w14:anchorId="4F71091E">
-          <v:rect id="_x0000_i1437" style="width:0;height:1.5pt" o:hralign="center" o:hrstd="t" o:hr="t" fillcolor="#a0a0a0" stroked="f"/>
+          <v:rect id="_x0000_i1074" style="width:0;height:1.5pt" o:hralign="center" o:hrstd="t" o:hr="t" fillcolor="#a0a0a0" stroked="f"/>
         </w:pict>
       </w:r>
     </w:p>
@@ -4391,6 +4399,7 @@
       </w:pPr>
       <w:r>
         <w:rPr>
+          <w:noProof/>
           <w:lang w:val="en-IN"/>
         </w:rPr>
         <w:drawing>
@@ -4451,6 +4460,7 @@
       </w:pPr>
       <w:r>
         <w:rPr>
+          <w:noProof/>
           <w:lang w:val="en-IN"/>
         </w:rPr>
         <w:drawing>
@@ -4511,6 +4521,7 @@
       </w:pPr>
       <w:r>
         <w:rPr>
+          <w:noProof/>
           <w:lang w:val="en-IN"/>
         </w:rPr>
         <w:drawing>
@@ -4574,7 +4585,7 @@
           <w:lang w:val="en-IN"/>
         </w:rPr>
         <w:pict w14:anchorId="0A259B1E">
-          <v:rect id="_x0000_i1441" style="width:0;height:1.5pt" o:hralign="center" o:hrstd="t" o:hr="t" fillcolor="#a0a0a0" stroked="f"/>
+          <v:rect id="_x0000_i1075" style="width:0;height:1.5pt" o:hralign="center" o:hrstd="t" o:hr="t" fillcolor="#a0a0a0" stroked="f"/>
         </w:pict>
       </w:r>
     </w:p>
@@ -4606,7 +4617,7 @@
           <w:lang w:val="en-IN"/>
         </w:rPr>
         <w:pict w14:anchorId="5FBC7203">
-          <v:rect id="_x0000_i1442" style="width:0;height:1.5pt" o:hralign="center" o:hrstd="t" o:hr="t" fillcolor="#a0a0a0" stroked="f"/>
+          <v:rect id="_x0000_i1076" style="width:0;height:1.5pt" o:hralign="center" o:hrstd="t" o:hr="t" fillcolor="#a0a0a0" stroked="f"/>
         </w:pict>
       </w:r>
     </w:p>
@@ -4808,7 +4819,7 @@
           <w:lang w:val="en-IN"/>
         </w:rPr>
         <w:pict w14:anchorId="5B6ECC0F">
-          <v:rect id="_x0000_i1443" style="width:0;height:1.5pt" o:hralign="center" o:hrstd="t" o:hr="t" fillcolor="#a0a0a0" stroked="f"/>
+          <v:rect id="_x0000_i1077" style="width:0;height:1.5pt" o:hralign="center" o:hrstd="t" o:hr="t" fillcolor="#a0a0a0" stroked="f"/>
         </w:pict>
       </w:r>
     </w:p>
@@ -4825,155 +4836,6 @@
 <file path=word/numbering.xml><?xml version="1.0" encoding="utf-8"?>
 <w:numbering xmlns:wpc="http://schemas.microsoft.com/office/word/2010/wordprocessingCanvas" xmlns:cx="http://schemas.microsoft.com/office/drawing/2014/chartex" xmlns:cx1="http://schemas.microsoft.com/office/drawing/2015/9/8/chartex" xmlns:cx2="http://schemas.microsoft.com/office/drawing/2015/10/21/chartex" xmlns:cx3="http://schemas.microsoft.com/office/drawing/2016/5/9/chartex" xmlns:cx4="http://schemas.microsoft.com/office/drawing/2016/5/10/chartex" xmlns:cx5="http://schemas.microsoft.com/office/drawing/2016/5/11/chartex" xmlns:cx6="http://schemas.microsoft.com/office/drawing/2016/5/12/chartex" xmlns:cx7="http://schemas.microsoft.com/office/drawing/2016/5/13/chartex" xmlns:cx8="http://schemas.microsoft.com/office/drawing/2016/5/14/chartex" xmlns:mc="http://schemas.openxmlformats.org/markup-compatibility/2006" xmlns:aink="http://schemas.microsoft.com/office/drawing/2016/ink" xmlns:am3d="http://schemas.microsoft.com/office/drawing/2017/model3d" xmlns:o="urn:schemas-microsoft-com:office:office" xmlns:oel="http://schemas.microsoft.com/office/2019/extlst" xmlns:r="http://schemas.openxmlformats.org/officeDocument/2006/relationships" xmlns:m="http://schemas.openxmlformats.org/officeDocument/2006/math" xmlns:v="urn:schemas-microsoft-com:vml" xmlns:wp14="http://schemas.microsoft.com/office/word/2010/wordprocessingDrawing" xmlns:wp="http://schemas.openxmlformats.org/drawingml/2006/wordprocessingDrawing" xmlns:w10="urn:schemas-microsoft-com:office:word" xmlns:w="http://schemas.openxmlformats.org/wordprocessingml/2006/main" xmlns:w14="http://schemas.microsoft.com/office/word/2010/wordml" xmlns:w15="http://schemas.microsoft.com/office/word/2012/wordml" xmlns:w16cex="http://schemas.microsoft.com/office/word/2018/wordml/cex" xmlns:w16cid="http://schemas.microsoft.com/office/word/2016/wordml/cid" xmlns:w16="http://schemas.microsoft.com/office/word/2018/wordml" xmlns:w16du="http://schemas.microsoft.com/office/word/2023/wordml/word16du" xmlns:w16sdtdh="http://schemas.microsoft.com/office/word/2020/wordml/sdtdatahash" xmlns:w16sdtfl="http://schemas.microsoft.com/office/word/2024/wordml/sdtformatlock" xmlns:w16se="http://schemas.microsoft.com/office/word/2015/wordml/symex" xmlns:wpg="http://schemas.microsoft.com/office/word/2010/wordprocessingGroup" xmlns:wpi="http://schemas.microsoft.com/office/word/2010/wordprocessingInk" xmlns:wne="http://schemas.microsoft.com/office/word/2006/wordml" xmlns:wps="http://schemas.microsoft.com/office/word/2010/wordprocessingShape" mc:Ignorable="w14 w15 w16se w16cid w16 w16cex w16sdtdh w16sdtfl w16du wp14">
   <w:abstractNum w:abstractNumId="0" w15:restartNumberingAfterBreak="0">
-    <w:nsid w:val="01850842"/>
-    <w:multiLevelType w:val="multilevel"/>
-    <w:tmpl w:val="E46A42E0"/>
-    <w:lvl w:ilvl="0">
-      <w:start w:val="1"/>
-      <w:numFmt w:val="bullet"/>
-      <w:lvlText w:val=""/>
-      <w:lvlJc w:val="left"/>
-      <w:pPr>
-        <w:tabs>
-          <w:tab w:val="num" w:pos="720"/>
-        </w:tabs>
-        <w:ind w:left="720" w:hanging="360"/>
-      </w:pPr>
-      <w:rPr>
-        <w:rFonts w:ascii="Symbol" w:hAnsi="Symbol" w:hint="default"/>
-        <w:sz w:val="20"/>
-      </w:rPr>
-    </w:lvl>
-    <w:lvl w:ilvl="1" w:tentative="1">
-      <w:start w:val="1"/>
-      <w:numFmt w:val="bullet"/>
-      <w:lvlText w:val="o"/>
-      <w:lvlJc w:val="left"/>
-      <w:pPr>
-        <w:tabs>
-          <w:tab w:val="num" w:pos="1440"/>
-        </w:tabs>
-        <w:ind w:left="1440" w:hanging="360"/>
-      </w:pPr>
-      <w:rPr>
-        <w:rFonts w:ascii="Courier New" w:hAnsi="Courier New" w:hint="default"/>
-        <w:sz w:val="20"/>
-      </w:rPr>
-    </w:lvl>
-    <w:lvl w:ilvl="2" w:tentative="1">
-      <w:start w:val="1"/>
-      <w:numFmt w:val="bullet"/>
-      <w:lvlText w:val=""/>
-      <w:lvlJc w:val="left"/>
-      <w:pPr>
-        <w:tabs>
-          <w:tab w:val="num" w:pos="2160"/>
-        </w:tabs>
-        <w:ind w:left="2160" w:hanging="360"/>
-      </w:pPr>
-      <w:rPr>
-        <w:rFonts w:ascii="Wingdings" w:hAnsi="Wingdings" w:hint="default"/>
-        <w:sz w:val="20"/>
-      </w:rPr>
-    </w:lvl>
-    <w:lvl w:ilvl="3" w:tentative="1">
-      <w:start w:val="1"/>
-      <w:numFmt w:val="bullet"/>
-      <w:lvlText w:val=""/>
-      <w:lvlJc w:val="left"/>
-      <w:pPr>
-        <w:tabs>
-          <w:tab w:val="num" w:pos="2880"/>
-        </w:tabs>
-        <w:ind w:left="2880" w:hanging="360"/>
-      </w:pPr>
-      <w:rPr>
-        <w:rFonts w:ascii="Wingdings" w:hAnsi="Wingdings" w:hint="default"/>
-        <w:sz w:val="20"/>
-      </w:rPr>
-    </w:lvl>
-    <w:lvl w:ilvl="4" w:tentative="1">
-      <w:start w:val="1"/>
-      <w:numFmt w:val="bullet"/>
-      <w:lvlText w:val=""/>
-      <w:lvlJc w:val="left"/>
-      <w:pPr>
-        <w:tabs>
-          <w:tab w:val="num" w:pos="3600"/>
-        </w:tabs>
-        <w:ind w:left="3600" w:hanging="360"/>
-      </w:pPr>
-      <w:rPr>
-        <w:rFonts w:ascii="Wingdings" w:hAnsi="Wingdings" w:hint="default"/>
-        <w:sz w:val="20"/>
-      </w:rPr>
-    </w:lvl>
-    <w:lvl w:ilvl="5" w:tentative="1">
-      <w:start w:val="1"/>
-      <w:numFmt w:val="bullet"/>
-      <w:lvlText w:val=""/>
-      <w:lvlJc w:val="left"/>
-      <w:pPr>
-        <w:tabs>
-          <w:tab w:val="num" w:pos="4320"/>
-        </w:tabs>
-        <w:ind w:left="4320" w:hanging="360"/>
-      </w:pPr>
-      <w:rPr>
-        <w:rFonts w:ascii="Wingdings" w:hAnsi="Wingdings" w:hint="default"/>
-        <w:sz w:val="20"/>
-      </w:rPr>
-    </w:lvl>
-    <w:lvl w:ilvl="6" w:tentative="1">
-      <w:start w:val="1"/>
-      <w:numFmt w:val="bullet"/>
-      <w:lvlText w:val=""/>
-      <w:lvlJc w:val="left"/>
-      <w:pPr>
-        <w:tabs>
-          <w:tab w:val="num" w:pos="5040"/>
-        </w:tabs>
-        <w:ind w:left="5040" w:hanging="360"/>
-      </w:pPr>
-      <w:rPr>
-        <w:rFonts w:ascii="Wingdings" w:hAnsi="Wingdings" w:hint="default"/>
-        <w:sz w:val="20"/>
-      </w:rPr>
-    </w:lvl>
-    <w:lvl w:ilvl="7" w:tentative="1">
-      <w:start w:val="1"/>
-      <w:numFmt w:val="bullet"/>
-      <w:lvlText w:val=""/>
-      <w:lvlJc w:val="left"/>
-      <w:pPr>
-        <w:tabs>
-          <w:tab w:val="num" w:pos="5760"/>
-        </w:tabs>
-        <w:ind w:left="5760" w:hanging="360"/>
-      </w:pPr>
-      <w:rPr>
-        <w:rFonts w:ascii="Wingdings" w:hAnsi="Wingdings" w:hint="default"/>
-        <w:sz w:val="20"/>
-      </w:rPr>
-    </w:lvl>
-    <w:lvl w:ilvl="8" w:tentative="1">
-      <w:start w:val="1"/>
-      <w:numFmt w:val="bullet"/>
-      <w:lvlText w:val=""/>
-      <w:lvlJc w:val="left"/>
-      <w:pPr>
-        <w:tabs>
-          <w:tab w:val="num" w:pos="6480"/>
-        </w:tabs>
-        <w:ind w:left="6480" w:hanging="360"/>
-      </w:pPr>
-      <w:rPr>
-        <w:rFonts w:ascii="Wingdings" w:hAnsi="Wingdings" w:hint="default"/>
-        <w:sz w:val="20"/>
-      </w:rPr>
-    </w:lvl>
-  </w:abstractNum>
-  <w:abstractNum w:abstractNumId="1" w15:restartNumberingAfterBreak="0">
     <w:nsid w:val="05ED1029"/>
     <w:multiLevelType w:val="multilevel"/>
     <w:tmpl w:val="5D865C42"/>
@@ -5122,7 +4984,7 @@
       </w:rPr>
     </w:lvl>
   </w:abstractNum>
-  <w:abstractNum w:abstractNumId="2" w15:restartNumberingAfterBreak="0">
+  <w:abstractNum w:abstractNumId="1" w15:restartNumberingAfterBreak="0">
     <w:nsid w:val="07BC7525"/>
     <w:multiLevelType w:val="multilevel"/>
     <w:tmpl w:val="C0BC9670"/>
@@ -5271,7 +5133,7 @@
       </w:rPr>
     </w:lvl>
   </w:abstractNum>
-  <w:abstractNum w:abstractNumId="3" w15:restartNumberingAfterBreak="0">
+  <w:abstractNum w:abstractNumId="2" w15:restartNumberingAfterBreak="0">
     <w:nsid w:val="07CE1FB5"/>
     <w:multiLevelType w:val="multilevel"/>
     <w:tmpl w:val="18D63170"/>
@@ -5420,7 +5282,7 @@
       </w:rPr>
     </w:lvl>
   </w:abstractNum>
-  <w:abstractNum w:abstractNumId="4" w15:restartNumberingAfterBreak="0">
+  <w:abstractNum w:abstractNumId="3" w15:restartNumberingAfterBreak="0">
     <w:nsid w:val="0A9A5EC0"/>
     <w:multiLevelType w:val="multilevel"/>
     <w:tmpl w:val="8C62073C"/>
@@ -5569,7 +5431,7 @@
       </w:rPr>
     </w:lvl>
   </w:abstractNum>
-  <w:abstractNum w:abstractNumId="5" w15:restartNumberingAfterBreak="0">
+  <w:abstractNum w:abstractNumId="4" w15:restartNumberingAfterBreak="0">
     <w:nsid w:val="0B782575"/>
     <w:multiLevelType w:val="multilevel"/>
     <w:tmpl w:val="83248922"/>
@@ -5718,7 +5580,7 @@
       </w:rPr>
     </w:lvl>
   </w:abstractNum>
-  <w:abstractNum w:abstractNumId="6" w15:restartNumberingAfterBreak="0">
+  <w:abstractNum w:abstractNumId="5" w15:restartNumberingAfterBreak="0">
     <w:nsid w:val="132F247B"/>
     <w:multiLevelType w:val="multilevel"/>
     <w:tmpl w:val="6F80EE8C"/>
@@ -5867,7 +5729,7 @@
       </w:rPr>
     </w:lvl>
   </w:abstractNum>
-  <w:abstractNum w:abstractNumId="7" w15:restartNumberingAfterBreak="0">
+  <w:abstractNum w:abstractNumId="6" w15:restartNumberingAfterBreak="0">
     <w:nsid w:val="15C60D25"/>
     <w:multiLevelType w:val="multilevel"/>
     <w:tmpl w:val="0FF69D3C"/>
@@ -6016,7 +5878,7 @@
       </w:rPr>
     </w:lvl>
   </w:abstractNum>
-  <w:abstractNum w:abstractNumId="8" w15:restartNumberingAfterBreak="0">
+  <w:abstractNum w:abstractNumId="7" w15:restartNumberingAfterBreak="0">
     <w:nsid w:val="16457E2E"/>
     <w:multiLevelType w:val="multilevel"/>
     <w:tmpl w:val="E80C9CCC"/>
@@ -6165,7 +6027,7 @@
       </w:rPr>
     </w:lvl>
   </w:abstractNum>
-  <w:abstractNum w:abstractNumId="9" w15:restartNumberingAfterBreak="0">
+  <w:abstractNum w:abstractNumId="8" w15:restartNumberingAfterBreak="0">
     <w:nsid w:val="164E604E"/>
     <w:multiLevelType w:val="multilevel"/>
     <w:tmpl w:val="C64CCFC8"/>
@@ -6314,7 +6176,7 @@
       </w:rPr>
     </w:lvl>
   </w:abstractNum>
-  <w:abstractNum w:abstractNumId="10" w15:restartNumberingAfterBreak="0">
+  <w:abstractNum w:abstractNumId="9" w15:restartNumberingAfterBreak="0">
     <w:nsid w:val="18053400"/>
     <w:multiLevelType w:val="multilevel"/>
     <w:tmpl w:val="58FE68A4"/>
@@ -6463,7 +6325,7 @@
       </w:rPr>
     </w:lvl>
   </w:abstractNum>
-  <w:abstractNum w:abstractNumId="11" w15:restartNumberingAfterBreak="0">
+  <w:abstractNum w:abstractNumId="10" w15:restartNumberingAfterBreak="0">
     <w:nsid w:val="1BEE231F"/>
     <w:multiLevelType w:val="multilevel"/>
     <w:tmpl w:val="1AE40460"/>
@@ -6612,7 +6474,7 @@
       </w:rPr>
     </w:lvl>
   </w:abstractNum>
-  <w:abstractNum w:abstractNumId="12" w15:restartNumberingAfterBreak="0">
+  <w:abstractNum w:abstractNumId="11" w15:restartNumberingAfterBreak="0">
     <w:nsid w:val="1EC11A9B"/>
     <w:multiLevelType w:val="multilevel"/>
     <w:tmpl w:val="A4221C30"/>
@@ -6761,156 +6623,7 @@
       </w:rPr>
     </w:lvl>
   </w:abstractNum>
-  <w:abstractNum w:abstractNumId="13" w15:restartNumberingAfterBreak="0">
-    <w:nsid w:val="21480C80"/>
-    <w:multiLevelType w:val="multilevel"/>
-    <w:tmpl w:val="536CB864"/>
-    <w:lvl w:ilvl="0">
-      <w:start w:val="1"/>
-      <w:numFmt w:val="bullet"/>
-      <w:lvlText w:val=""/>
-      <w:lvlJc w:val="left"/>
-      <w:pPr>
-        <w:tabs>
-          <w:tab w:val="num" w:pos="720"/>
-        </w:tabs>
-        <w:ind w:left="720" w:hanging="360"/>
-      </w:pPr>
-      <w:rPr>
-        <w:rFonts w:ascii="Symbol" w:hAnsi="Symbol" w:hint="default"/>
-        <w:sz w:val="20"/>
-      </w:rPr>
-    </w:lvl>
-    <w:lvl w:ilvl="1" w:tentative="1">
-      <w:start w:val="1"/>
-      <w:numFmt w:val="bullet"/>
-      <w:lvlText w:val="o"/>
-      <w:lvlJc w:val="left"/>
-      <w:pPr>
-        <w:tabs>
-          <w:tab w:val="num" w:pos="1440"/>
-        </w:tabs>
-        <w:ind w:left="1440" w:hanging="360"/>
-      </w:pPr>
-      <w:rPr>
-        <w:rFonts w:ascii="Courier New" w:hAnsi="Courier New" w:hint="default"/>
-        <w:sz w:val="20"/>
-      </w:rPr>
-    </w:lvl>
-    <w:lvl w:ilvl="2" w:tentative="1">
-      <w:start w:val="1"/>
-      <w:numFmt w:val="bullet"/>
-      <w:lvlText w:val=""/>
-      <w:lvlJc w:val="left"/>
-      <w:pPr>
-        <w:tabs>
-          <w:tab w:val="num" w:pos="2160"/>
-        </w:tabs>
-        <w:ind w:left="2160" w:hanging="360"/>
-      </w:pPr>
-      <w:rPr>
-        <w:rFonts w:ascii="Wingdings" w:hAnsi="Wingdings" w:hint="default"/>
-        <w:sz w:val="20"/>
-      </w:rPr>
-    </w:lvl>
-    <w:lvl w:ilvl="3" w:tentative="1">
-      <w:start w:val="1"/>
-      <w:numFmt w:val="bullet"/>
-      <w:lvlText w:val=""/>
-      <w:lvlJc w:val="left"/>
-      <w:pPr>
-        <w:tabs>
-          <w:tab w:val="num" w:pos="2880"/>
-        </w:tabs>
-        <w:ind w:left="2880" w:hanging="360"/>
-      </w:pPr>
-      <w:rPr>
-        <w:rFonts w:ascii="Wingdings" w:hAnsi="Wingdings" w:hint="default"/>
-        <w:sz w:val="20"/>
-      </w:rPr>
-    </w:lvl>
-    <w:lvl w:ilvl="4" w:tentative="1">
-      <w:start w:val="1"/>
-      <w:numFmt w:val="bullet"/>
-      <w:lvlText w:val=""/>
-      <w:lvlJc w:val="left"/>
-      <w:pPr>
-        <w:tabs>
-          <w:tab w:val="num" w:pos="3600"/>
-        </w:tabs>
-        <w:ind w:left="3600" w:hanging="360"/>
-      </w:pPr>
-      <w:rPr>
-        <w:rFonts w:ascii="Wingdings" w:hAnsi="Wingdings" w:hint="default"/>
-        <w:sz w:val="20"/>
-      </w:rPr>
-    </w:lvl>
-    <w:lvl w:ilvl="5" w:tentative="1">
-      <w:start w:val="1"/>
-      <w:numFmt w:val="bullet"/>
-      <w:lvlText w:val=""/>
-      <w:lvlJc w:val="left"/>
-      <w:pPr>
-        <w:tabs>
-          <w:tab w:val="num" w:pos="4320"/>
-        </w:tabs>
-        <w:ind w:left="4320" w:hanging="360"/>
-      </w:pPr>
-      <w:rPr>
-        <w:rFonts w:ascii="Wingdings" w:hAnsi="Wingdings" w:hint="default"/>
-        <w:sz w:val="20"/>
-      </w:rPr>
-    </w:lvl>
-    <w:lvl w:ilvl="6" w:tentative="1">
-      <w:start w:val="1"/>
-      <w:numFmt w:val="bullet"/>
-      <w:lvlText w:val=""/>
-      <w:lvlJc w:val="left"/>
-      <w:pPr>
-        <w:tabs>
-          <w:tab w:val="num" w:pos="5040"/>
-        </w:tabs>
-        <w:ind w:left="5040" w:hanging="360"/>
-      </w:pPr>
-      <w:rPr>
-        <w:rFonts w:ascii="Wingdings" w:hAnsi="Wingdings" w:hint="default"/>
-        <w:sz w:val="20"/>
-      </w:rPr>
-    </w:lvl>
-    <w:lvl w:ilvl="7" w:tentative="1">
-      <w:start w:val="1"/>
-      <w:numFmt w:val="bullet"/>
-      <w:lvlText w:val=""/>
-      <w:lvlJc w:val="left"/>
-      <w:pPr>
-        <w:tabs>
-          <w:tab w:val="num" w:pos="5760"/>
-        </w:tabs>
-        <w:ind w:left="5760" w:hanging="360"/>
-      </w:pPr>
-      <w:rPr>
-        <w:rFonts w:ascii="Wingdings" w:hAnsi="Wingdings" w:hint="default"/>
-        <w:sz w:val="20"/>
-      </w:rPr>
-    </w:lvl>
-    <w:lvl w:ilvl="8" w:tentative="1">
-      <w:start w:val="1"/>
-      <w:numFmt w:val="bullet"/>
-      <w:lvlText w:val=""/>
-      <w:lvlJc w:val="left"/>
-      <w:pPr>
-        <w:tabs>
-          <w:tab w:val="num" w:pos="6480"/>
-        </w:tabs>
-        <w:ind w:left="6480" w:hanging="360"/>
-      </w:pPr>
-      <w:rPr>
-        <w:rFonts w:ascii="Wingdings" w:hAnsi="Wingdings" w:hint="default"/>
-        <w:sz w:val="20"/>
-      </w:rPr>
-    </w:lvl>
-  </w:abstractNum>
-  <w:abstractNum w:abstractNumId="14" w15:restartNumberingAfterBreak="0">
+  <w:abstractNum w:abstractNumId="12" w15:restartNumberingAfterBreak="0">
     <w:nsid w:val="24E945B9"/>
     <w:multiLevelType w:val="multilevel"/>
     <w:tmpl w:val="FF367F58"/>
@@ -7059,7 +6772,7 @@
       </w:rPr>
     </w:lvl>
   </w:abstractNum>
-  <w:abstractNum w:abstractNumId="15" w15:restartNumberingAfterBreak="0">
+  <w:abstractNum w:abstractNumId="13" w15:restartNumberingAfterBreak="0">
     <w:nsid w:val="28712CF3"/>
     <w:multiLevelType w:val="multilevel"/>
     <w:tmpl w:val="578C13DE"/>
@@ -7208,7 +6921,7 @@
       </w:rPr>
     </w:lvl>
   </w:abstractNum>
-  <w:abstractNum w:abstractNumId="16" w15:restartNumberingAfterBreak="0">
+  <w:abstractNum w:abstractNumId="14" w15:restartNumberingAfterBreak="0">
     <w:nsid w:val="2B616A65"/>
     <w:multiLevelType w:val="multilevel"/>
     <w:tmpl w:val="FBE64622"/>
@@ -7357,7 +7070,7 @@
       </w:rPr>
     </w:lvl>
   </w:abstractNum>
-  <w:abstractNum w:abstractNumId="17" w15:restartNumberingAfterBreak="0">
+  <w:abstractNum w:abstractNumId="15" w15:restartNumberingAfterBreak="0">
     <w:nsid w:val="2B977769"/>
     <w:multiLevelType w:val="multilevel"/>
     <w:tmpl w:val="A948B4B2"/>
@@ -7506,7 +7219,7 @@
       </w:rPr>
     </w:lvl>
   </w:abstractNum>
-  <w:abstractNum w:abstractNumId="18" w15:restartNumberingAfterBreak="0">
+  <w:abstractNum w:abstractNumId="16" w15:restartNumberingAfterBreak="0">
     <w:nsid w:val="344E543F"/>
     <w:multiLevelType w:val="multilevel"/>
     <w:tmpl w:val="8B68B0AE"/>
@@ -7655,7 +7368,7 @@
       </w:rPr>
     </w:lvl>
   </w:abstractNum>
-  <w:abstractNum w:abstractNumId="19" w15:restartNumberingAfterBreak="0">
+  <w:abstractNum w:abstractNumId="17" w15:restartNumberingAfterBreak="0">
     <w:nsid w:val="39B751A3"/>
     <w:multiLevelType w:val="multilevel"/>
     <w:tmpl w:val="218C504A"/>
@@ -7804,7 +7517,7 @@
       </w:rPr>
     </w:lvl>
   </w:abstractNum>
-  <w:abstractNum w:abstractNumId="20" w15:restartNumberingAfterBreak="0">
+  <w:abstractNum w:abstractNumId="18" w15:restartNumberingAfterBreak="0">
     <w:nsid w:val="3A1B5D07"/>
     <w:multiLevelType w:val="multilevel"/>
     <w:tmpl w:val="42448C06"/>
@@ -7953,7 +7666,7 @@
       </w:rPr>
     </w:lvl>
   </w:abstractNum>
-  <w:abstractNum w:abstractNumId="21" w15:restartNumberingAfterBreak="0">
+  <w:abstractNum w:abstractNumId="19" w15:restartNumberingAfterBreak="0">
     <w:nsid w:val="3A2734EC"/>
     <w:multiLevelType w:val="multilevel"/>
     <w:tmpl w:val="17C2B7D8"/>
@@ -8102,7 +7815,7 @@
       </w:rPr>
     </w:lvl>
   </w:abstractNum>
-  <w:abstractNum w:abstractNumId="22" w15:restartNumberingAfterBreak="0">
+  <w:abstractNum w:abstractNumId="20" w15:restartNumberingAfterBreak="0">
     <w:nsid w:val="3C0F4FE0"/>
     <w:multiLevelType w:val="multilevel"/>
     <w:tmpl w:val="27B22B72"/>
@@ -8251,7 +7964,7 @@
       </w:rPr>
     </w:lvl>
   </w:abstractNum>
-  <w:abstractNum w:abstractNumId="23" w15:restartNumberingAfterBreak="0">
+  <w:abstractNum w:abstractNumId="21" w15:restartNumberingAfterBreak="0">
     <w:nsid w:val="3CE67EEA"/>
     <w:multiLevelType w:val="multilevel"/>
     <w:tmpl w:val="70224B9E"/>
@@ -8400,7 +8113,7 @@
       </w:rPr>
     </w:lvl>
   </w:abstractNum>
-  <w:abstractNum w:abstractNumId="24" w15:restartNumberingAfterBreak="0">
+  <w:abstractNum w:abstractNumId="22" w15:restartNumberingAfterBreak="0">
     <w:nsid w:val="3DC32237"/>
     <w:multiLevelType w:val="multilevel"/>
     <w:tmpl w:val="B4B40362"/>
@@ -8549,7 +8262,7 @@
       </w:rPr>
     </w:lvl>
   </w:abstractNum>
-  <w:abstractNum w:abstractNumId="25" w15:restartNumberingAfterBreak="0">
+  <w:abstractNum w:abstractNumId="23" w15:restartNumberingAfterBreak="0">
     <w:nsid w:val="40233041"/>
     <w:multiLevelType w:val="multilevel"/>
     <w:tmpl w:val="E14CC0DE"/>
@@ -8698,156 +8411,7 @@
       </w:rPr>
     </w:lvl>
   </w:abstractNum>
-  <w:abstractNum w:abstractNumId="26" w15:restartNumberingAfterBreak="0">
-    <w:nsid w:val="40275D9B"/>
-    <w:multiLevelType w:val="multilevel"/>
-    <w:tmpl w:val="77045948"/>
-    <w:lvl w:ilvl="0">
-      <w:start w:val="1"/>
-      <w:numFmt w:val="bullet"/>
-      <w:lvlText w:val=""/>
-      <w:lvlJc w:val="left"/>
-      <w:pPr>
-        <w:tabs>
-          <w:tab w:val="num" w:pos="720"/>
-        </w:tabs>
-        <w:ind w:left="720" w:hanging="360"/>
-      </w:pPr>
-      <w:rPr>
-        <w:rFonts w:ascii="Symbol" w:hAnsi="Symbol" w:hint="default"/>
-        <w:sz w:val="20"/>
-      </w:rPr>
-    </w:lvl>
-    <w:lvl w:ilvl="1" w:tentative="1">
-      <w:start w:val="1"/>
-      <w:numFmt w:val="bullet"/>
-      <w:lvlText w:val="o"/>
-      <w:lvlJc w:val="left"/>
-      <w:pPr>
-        <w:tabs>
-          <w:tab w:val="num" w:pos="1440"/>
-        </w:tabs>
-        <w:ind w:left="1440" w:hanging="360"/>
-      </w:pPr>
-      <w:rPr>
-        <w:rFonts w:ascii="Courier New" w:hAnsi="Courier New" w:hint="default"/>
-        <w:sz w:val="20"/>
-      </w:rPr>
-    </w:lvl>
-    <w:lvl w:ilvl="2" w:tentative="1">
-      <w:start w:val="1"/>
-      <w:numFmt w:val="bullet"/>
-      <w:lvlText w:val=""/>
-      <w:lvlJc w:val="left"/>
-      <w:pPr>
-        <w:tabs>
-          <w:tab w:val="num" w:pos="2160"/>
-        </w:tabs>
-        <w:ind w:left="2160" w:hanging="360"/>
-      </w:pPr>
-      <w:rPr>
-        <w:rFonts w:ascii="Wingdings" w:hAnsi="Wingdings" w:hint="default"/>
-        <w:sz w:val="20"/>
-      </w:rPr>
-    </w:lvl>
-    <w:lvl w:ilvl="3" w:tentative="1">
-      <w:start w:val="1"/>
-      <w:numFmt w:val="bullet"/>
-      <w:lvlText w:val=""/>
-      <w:lvlJc w:val="left"/>
-      <w:pPr>
-        <w:tabs>
-          <w:tab w:val="num" w:pos="2880"/>
-        </w:tabs>
-        <w:ind w:left="2880" w:hanging="360"/>
-      </w:pPr>
-      <w:rPr>
-        <w:rFonts w:ascii="Wingdings" w:hAnsi="Wingdings" w:hint="default"/>
-        <w:sz w:val="20"/>
-      </w:rPr>
-    </w:lvl>
-    <w:lvl w:ilvl="4" w:tentative="1">
-      <w:start w:val="1"/>
-      <w:numFmt w:val="bullet"/>
-      <w:lvlText w:val=""/>
-      <w:lvlJc w:val="left"/>
-      <w:pPr>
-        <w:tabs>
-          <w:tab w:val="num" w:pos="3600"/>
-        </w:tabs>
-        <w:ind w:left="3600" w:hanging="360"/>
-      </w:pPr>
-      <w:rPr>
-        <w:rFonts w:ascii="Wingdings" w:hAnsi="Wingdings" w:hint="default"/>
-        <w:sz w:val="20"/>
-      </w:rPr>
-    </w:lvl>
-    <w:lvl w:ilvl="5" w:tentative="1">
-      <w:start w:val="1"/>
-      <w:numFmt w:val="bullet"/>
-      <w:lvlText w:val=""/>
-      <w:lvlJc w:val="left"/>
-      <w:pPr>
-        <w:tabs>
-          <w:tab w:val="num" w:pos="4320"/>
-        </w:tabs>
-        <w:ind w:left="4320" w:hanging="360"/>
-      </w:pPr>
-      <w:rPr>
-        <w:rFonts w:ascii="Wingdings" w:hAnsi="Wingdings" w:hint="default"/>
-        <w:sz w:val="20"/>
-      </w:rPr>
-    </w:lvl>
-    <w:lvl w:ilvl="6" w:tentative="1">
-      <w:start w:val="1"/>
-      <w:numFmt w:val="bullet"/>
-      <w:lvlText w:val=""/>
-      <w:lvlJc w:val="left"/>
-      <w:pPr>
-        <w:tabs>
-          <w:tab w:val="num" w:pos="5040"/>
-        </w:tabs>
-        <w:ind w:left="5040" w:hanging="360"/>
-      </w:pPr>
-      <w:rPr>
-        <w:rFonts w:ascii="Wingdings" w:hAnsi="Wingdings" w:hint="default"/>
-        <w:sz w:val="20"/>
-      </w:rPr>
-    </w:lvl>
-    <w:lvl w:ilvl="7" w:tentative="1">
-      <w:start w:val="1"/>
-      <w:numFmt w:val="bullet"/>
-      <w:lvlText w:val=""/>
-      <w:lvlJc w:val="left"/>
-      <w:pPr>
-        <w:tabs>
-          <w:tab w:val="num" w:pos="5760"/>
-        </w:tabs>
-        <w:ind w:left="5760" w:hanging="360"/>
-      </w:pPr>
-      <w:rPr>
-        <w:rFonts w:ascii="Wingdings" w:hAnsi="Wingdings" w:hint="default"/>
-        <w:sz w:val="20"/>
-      </w:rPr>
-    </w:lvl>
-    <w:lvl w:ilvl="8" w:tentative="1">
-      <w:start w:val="1"/>
-      <w:numFmt w:val="bullet"/>
-      <w:lvlText w:val=""/>
-      <w:lvlJc w:val="left"/>
-      <w:pPr>
-        <w:tabs>
-          <w:tab w:val="num" w:pos="6480"/>
-        </w:tabs>
-        <w:ind w:left="6480" w:hanging="360"/>
-      </w:pPr>
-      <w:rPr>
-        <w:rFonts w:ascii="Wingdings" w:hAnsi="Wingdings" w:hint="default"/>
-        <w:sz w:val="20"/>
-      </w:rPr>
-    </w:lvl>
-  </w:abstractNum>
-  <w:abstractNum w:abstractNumId="27" w15:restartNumberingAfterBreak="0">
+  <w:abstractNum w:abstractNumId="24" w15:restartNumberingAfterBreak="0">
     <w:nsid w:val="452C5905"/>
     <w:multiLevelType w:val="multilevel"/>
     <w:tmpl w:val="D79C3796"/>
@@ -8996,7 +8560,7 @@
       </w:rPr>
     </w:lvl>
   </w:abstractNum>
-  <w:abstractNum w:abstractNumId="28" w15:restartNumberingAfterBreak="0">
+  <w:abstractNum w:abstractNumId="25" w15:restartNumberingAfterBreak="0">
     <w:nsid w:val="45C270E4"/>
     <w:multiLevelType w:val="multilevel"/>
     <w:tmpl w:val="7BFAB124"/>
@@ -9145,7 +8709,7 @@
       </w:rPr>
     </w:lvl>
   </w:abstractNum>
-  <w:abstractNum w:abstractNumId="29" w15:restartNumberingAfterBreak="0">
+  <w:abstractNum w:abstractNumId="26" w15:restartNumberingAfterBreak="0">
     <w:nsid w:val="486F7FB6"/>
     <w:multiLevelType w:val="multilevel"/>
     <w:tmpl w:val="990AC358"/>
@@ -9294,156 +8858,7 @@
       </w:rPr>
     </w:lvl>
   </w:abstractNum>
-  <w:abstractNum w:abstractNumId="30" w15:restartNumberingAfterBreak="0">
-    <w:nsid w:val="48F51302"/>
-    <w:multiLevelType w:val="multilevel"/>
-    <w:tmpl w:val="D19E1634"/>
-    <w:lvl w:ilvl="0">
-      <w:start w:val="1"/>
-      <w:numFmt w:val="bullet"/>
-      <w:lvlText w:val=""/>
-      <w:lvlJc w:val="left"/>
-      <w:pPr>
-        <w:tabs>
-          <w:tab w:val="num" w:pos="720"/>
-        </w:tabs>
-        <w:ind w:left="720" w:hanging="360"/>
-      </w:pPr>
-      <w:rPr>
-        <w:rFonts w:ascii="Symbol" w:hAnsi="Symbol" w:hint="default"/>
-        <w:sz w:val="20"/>
-      </w:rPr>
-    </w:lvl>
-    <w:lvl w:ilvl="1" w:tentative="1">
-      <w:start w:val="1"/>
-      <w:numFmt w:val="bullet"/>
-      <w:lvlText w:val="o"/>
-      <w:lvlJc w:val="left"/>
-      <w:pPr>
-        <w:tabs>
-          <w:tab w:val="num" w:pos="1440"/>
-        </w:tabs>
-        <w:ind w:left="1440" w:hanging="360"/>
-      </w:pPr>
-      <w:rPr>
-        <w:rFonts w:ascii="Courier New" w:hAnsi="Courier New" w:hint="default"/>
-        <w:sz w:val="20"/>
-      </w:rPr>
-    </w:lvl>
-    <w:lvl w:ilvl="2" w:tentative="1">
-      <w:start w:val="1"/>
-      <w:numFmt w:val="bullet"/>
-      <w:lvlText w:val=""/>
-      <w:lvlJc w:val="left"/>
-      <w:pPr>
-        <w:tabs>
-          <w:tab w:val="num" w:pos="2160"/>
-        </w:tabs>
-        <w:ind w:left="2160" w:hanging="360"/>
-      </w:pPr>
-      <w:rPr>
-        <w:rFonts w:ascii="Wingdings" w:hAnsi="Wingdings" w:hint="default"/>
-        <w:sz w:val="20"/>
-      </w:rPr>
-    </w:lvl>
-    <w:lvl w:ilvl="3" w:tentative="1">
-      <w:start w:val="1"/>
-      <w:numFmt w:val="bullet"/>
-      <w:lvlText w:val=""/>
-      <w:lvlJc w:val="left"/>
-      <w:pPr>
-        <w:tabs>
-          <w:tab w:val="num" w:pos="2880"/>
-        </w:tabs>
-        <w:ind w:left="2880" w:hanging="360"/>
-      </w:pPr>
-      <w:rPr>
-        <w:rFonts w:ascii="Wingdings" w:hAnsi="Wingdings" w:hint="default"/>
-        <w:sz w:val="20"/>
-      </w:rPr>
-    </w:lvl>
-    <w:lvl w:ilvl="4" w:tentative="1">
-      <w:start w:val="1"/>
-      <w:numFmt w:val="bullet"/>
-      <w:lvlText w:val=""/>
-      <w:lvlJc w:val="left"/>
-      <w:pPr>
-        <w:tabs>
-          <w:tab w:val="num" w:pos="3600"/>
-        </w:tabs>
-        <w:ind w:left="3600" w:hanging="360"/>
-      </w:pPr>
-      <w:rPr>
-        <w:rFonts w:ascii="Wingdings" w:hAnsi="Wingdings" w:hint="default"/>
-        <w:sz w:val="20"/>
-      </w:rPr>
-    </w:lvl>
-    <w:lvl w:ilvl="5" w:tentative="1">
-      <w:start w:val="1"/>
-      <w:numFmt w:val="bullet"/>
-      <w:lvlText w:val=""/>
-      <w:lvlJc w:val="left"/>
-      <w:pPr>
-        <w:tabs>
-          <w:tab w:val="num" w:pos="4320"/>
-        </w:tabs>
-        <w:ind w:left="4320" w:hanging="360"/>
-      </w:pPr>
-      <w:rPr>
-        <w:rFonts w:ascii="Wingdings" w:hAnsi="Wingdings" w:hint="default"/>
-        <w:sz w:val="20"/>
-      </w:rPr>
-    </w:lvl>
-    <w:lvl w:ilvl="6" w:tentative="1">
-      <w:start w:val="1"/>
-      <w:numFmt w:val="bullet"/>
-      <w:lvlText w:val=""/>
-      <w:lvlJc w:val="left"/>
-      <w:pPr>
-        <w:tabs>
-          <w:tab w:val="num" w:pos="5040"/>
-        </w:tabs>
-        <w:ind w:left="5040" w:hanging="360"/>
-      </w:pPr>
-      <w:rPr>
-        <w:rFonts w:ascii="Wingdings" w:hAnsi="Wingdings" w:hint="default"/>
-        <w:sz w:val="20"/>
-      </w:rPr>
-    </w:lvl>
-    <w:lvl w:ilvl="7" w:tentative="1">
-      <w:start w:val="1"/>
-      <w:numFmt w:val="bullet"/>
-      <w:lvlText w:val=""/>
-      <w:lvlJc w:val="left"/>
-      <w:pPr>
-        <w:tabs>
-          <w:tab w:val="num" w:pos="5760"/>
-        </w:tabs>
-        <w:ind w:left="5760" w:hanging="360"/>
-      </w:pPr>
-      <w:rPr>
-        <w:rFonts w:ascii="Wingdings" w:hAnsi="Wingdings" w:hint="default"/>
-        <w:sz w:val="20"/>
-      </w:rPr>
-    </w:lvl>
-    <w:lvl w:ilvl="8" w:tentative="1">
-      <w:start w:val="1"/>
-      <w:numFmt w:val="bullet"/>
-      <w:lvlText w:val=""/>
-      <w:lvlJc w:val="left"/>
-      <w:pPr>
-        <w:tabs>
-          <w:tab w:val="num" w:pos="6480"/>
-        </w:tabs>
-        <w:ind w:left="6480" w:hanging="360"/>
-      </w:pPr>
-      <w:rPr>
-        <w:rFonts w:ascii="Wingdings" w:hAnsi="Wingdings" w:hint="default"/>
-        <w:sz w:val="20"/>
-      </w:rPr>
-    </w:lvl>
-  </w:abstractNum>
-  <w:abstractNum w:abstractNumId="31" w15:restartNumberingAfterBreak="0">
+  <w:abstractNum w:abstractNumId="27" w15:restartNumberingAfterBreak="0">
     <w:nsid w:val="4EB54ADD"/>
     <w:multiLevelType w:val="multilevel"/>
     <w:tmpl w:val="855243FA"/>
@@ -9592,7 +9007,7 @@
       </w:rPr>
     </w:lvl>
   </w:abstractNum>
-  <w:abstractNum w:abstractNumId="32" w15:restartNumberingAfterBreak="0">
+  <w:abstractNum w:abstractNumId="28" w15:restartNumberingAfterBreak="0">
     <w:nsid w:val="4F5C47EA"/>
     <w:multiLevelType w:val="multilevel"/>
     <w:tmpl w:val="2902BBD6"/>
@@ -9741,7 +9156,7 @@
       </w:rPr>
     </w:lvl>
   </w:abstractNum>
-  <w:abstractNum w:abstractNumId="33" w15:restartNumberingAfterBreak="0">
+  <w:abstractNum w:abstractNumId="29" w15:restartNumberingAfterBreak="0">
     <w:nsid w:val="4FEF498E"/>
     <w:multiLevelType w:val="multilevel"/>
     <w:tmpl w:val="2AB84118"/>
@@ -9890,7 +9305,7 @@
       </w:rPr>
     </w:lvl>
   </w:abstractNum>
-  <w:abstractNum w:abstractNumId="34" w15:restartNumberingAfterBreak="0">
+  <w:abstractNum w:abstractNumId="30" w15:restartNumberingAfterBreak="0">
     <w:nsid w:val="500B0B18"/>
     <w:multiLevelType w:val="multilevel"/>
     <w:tmpl w:val="B33EE3A2"/>
@@ -10039,7 +9454,7 @@
       </w:rPr>
     </w:lvl>
   </w:abstractNum>
-  <w:abstractNum w:abstractNumId="35" w15:restartNumberingAfterBreak="0">
+  <w:abstractNum w:abstractNumId="31" w15:restartNumberingAfterBreak="0">
     <w:nsid w:val="510A451C"/>
     <w:multiLevelType w:val="multilevel"/>
     <w:tmpl w:val="2DAC9224"/>
@@ -10188,7 +9603,7 @@
       </w:rPr>
     </w:lvl>
   </w:abstractNum>
-  <w:abstractNum w:abstractNumId="36" w15:restartNumberingAfterBreak="0">
+  <w:abstractNum w:abstractNumId="32" w15:restartNumberingAfterBreak="0">
     <w:nsid w:val="51DE7A15"/>
     <w:multiLevelType w:val="multilevel"/>
     <w:tmpl w:val="93F827F0"/>
@@ -10337,156 +9752,7 @@
       </w:rPr>
     </w:lvl>
   </w:abstractNum>
-  <w:abstractNum w:abstractNumId="37" w15:restartNumberingAfterBreak="0">
-    <w:nsid w:val="55D93CC9"/>
-    <w:multiLevelType w:val="multilevel"/>
-    <w:tmpl w:val="65A84AAC"/>
-    <w:lvl w:ilvl="0">
-      <w:start w:val="1"/>
-      <w:numFmt w:val="bullet"/>
-      <w:lvlText w:val=""/>
-      <w:lvlJc w:val="left"/>
-      <w:pPr>
-        <w:tabs>
-          <w:tab w:val="num" w:pos="720"/>
-        </w:tabs>
-        <w:ind w:left="720" w:hanging="360"/>
-      </w:pPr>
-      <w:rPr>
-        <w:rFonts w:ascii="Symbol" w:hAnsi="Symbol" w:hint="default"/>
-        <w:sz w:val="20"/>
-      </w:rPr>
-    </w:lvl>
-    <w:lvl w:ilvl="1" w:tentative="1">
-      <w:start w:val="1"/>
-      <w:numFmt w:val="bullet"/>
-      <w:lvlText w:val="o"/>
-      <w:lvlJc w:val="left"/>
-      <w:pPr>
-        <w:tabs>
-          <w:tab w:val="num" w:pos="1440"/>
-        </w:tabs>
-        <w:ind w:left="1440" w:hanging="360"/>
-      </w:pPr>
-      <w:rPr>
-        <w:rFonts w:ascii="Courier New" w:hAnsi="Courier New" w:hint="default"/>
-        <w:sz w:val="20"/>
-      </w:rPr>
-    </w:lvl>
-    <w:lvl w:ilvl="2" w:tentative="1">
-      <w:start w:val="1"/>
-      <w:numFmt w:val="bullet"/>
-      <w:lvlText w:val=""/>
-      <w:lvlJc w:val="left"/>
-      <w:pPr>
-        <w:tabs>
-          <w:tab w:val="num" w:pos="2160"/>
-        </w:tabs>
-        <w:ind w:left="2160" w:hanging="360"/>
-      </w:pPr>
-      <w:rPr>
-        <w:rFonts w:ascii="Wingdings" w:hAnsi="Wingdings" w:hint="default"/>
-        <w:sz w:val="20"/>
-      </w:rPr>
-    </w:lvl>
-    <w:lvl w:ilvl="3" w:tentative="1">
-      <w:start w:val="1"/>
-      <w:numFmt w:val="bullet"/>
-      <w:lvlText w:val=""/>
-      <w:lvlJc w:val="left"/>
-      <w:pPr>
-        <w:tabs>
-          <w:tab w:val="num" w:pos="2880"/>
-        </w:tabs>
-        <w:ind w:left="2880" w:hanging="360"/>
-      </w:pPr>
-      <w:rPr>
-        <w:rFonts w:ascii="Wingdings" w:hAnsi="Wingdings" w:hint="default"/>
-        <w:sz w:val="20"/>
-      </w:rPr>
-    </w:lvl>
-    <w:lvl w:ilvl="4" w:tentative="1">
-      <w:start w:val="1"/>
-      <w:numFmt w:val="bullet"/>
-      <w:lvlText w:val=""/>
-      <w:lvlJc w:val="left"/>
-      <w:pPr>
-        <w:tabs>
-          <w:tab w:val="num" w:pos="3600"/>
-        </w:tabs>
-        <w:ind w:left="3600" w:hanging="360"/>
-      </w:pPr>
-      <w:rPr>
-        <w:rFonts w:ascii="Wingdings" w:hAnsi="Wingdings" w:hint="default"/>
-        <w:sz w:val="20"/>
-      </w:rPr>
-    </w:lvl>
-    <w:lvl w:ilvl="5" w:tentative="1">
-      <w:start w:val="1"/>
-      <w:numFmt w:val="bullet"/>
-      <w:lvlText w:val=""/>
-      <w:lvlJc w:val="left"/>
-      <w:pPr>
-        <w:tabs>
-          <w:tab w:val="num" w:pos="4320"/>
-        </w:tabs>
-        <w:ind w:left="4320" w:hanging="360"/>
-      </w:pPr>
-      <w:rPr>
-        <w:rFonts w:ascii="Wingdings" w:hAnsi="Wingdings" w:hint="default"/>
-        <w:sz w:val="20"/>
-      </w:rPr>
-    </w:lvl>
-    <w:lvl w:ilvl="6" w:tentative="1">
-      <w:start w:val="1"/>
-      <w:numFmt w:val="bullet"/>
-      <w:lvlText w:val=""/>
-      <w:lvlJc w:val="left"/>
-      <w:pPr>
-        <w:tabs>
-          <w:tab w:val="num" w:pos="5040"/>
-        </w:tabs>
-        <w:ind w:left="5040" w:hanging="360"/>
-      </w:pPr>
-      <w:rPr>
-        <w:rFonts w:ascii="Wingdings" w:hAnsi="Wingdings" w:hint="default"/>
-        <w:sz w:val="20"/>
-      </w:rPr>
-    </w:lvl>
-    <w:lvl w:ilvl="7" w:tentative="1">
-      <w:start w:val="1"/>
-      <w:numFmt w:val="bullet"/>
-      <w:lvlText w:val=""/>
-      <w:lvlJc w:val="left"/>
-      <w:pPr>
-        <w:tabs>
-          <w:tab w:val="num" w:pos="5760"/>
-        </w:tabs>
-        <w:ind w:left="5760" w:hanging="360"/>
-      </w:pPr>
-      <w:rPr>
-        <w:rFonts w:ascii="Wingdings" w:hAnsi="Wingdings" w:hint="default"/>
-        <w:sz w:val="20"/>
-      </w:rPr>
-    </w:lvl>
-    <w:lvl w:ilvl="8" w:tentative="1">
-      <w:start w:val="1"/>
-      <w:numFmt w:val="bullet"/>
-      <w:lvlText w:val=""/>
-      <w:lvlJc w:val="left"/>
-      <w:pPr>
-        <w:tabs>
-          <w:tab w:val="num" w:pos="6480"/>
-        </w:tabs>
-        <w:ind w:left="6480" w:hanging="360"/>
-      </w:pPr>
-      <w:rPr>
-        <w:rFonts w:ascii="Wingdings" w:hAnsi="Wingdings" w:hint="default"/>
-        <w:sz w:val="20"/>
-      </w:rPr>
-    </w:lvl>
-  </w:abstractNum>
-  <w:abstractNum w:abstractNumId="38" w15:restartNumberingAfterBreak="0">
+  <w:abstractNum w:abstractNumId="33" w15:restartNumberingAfterBreak="0">
     <w:nsid w:val="55E9101C"/>
     <w:multiLevelType w:val="multilevel"/>
     <w:tmpl w:val="67209B2A"/>
@@ -10635,7 +9901,7 @@
       </w:rPr>
     </w:lvl>
   </w:abstractNum>
-  <w:abstractNum w:abstractNumId="39" w15:restartNumberingAfterBreak="0">
+  <w:abstractNum w:abstractNumId="34" w15:restartNumberingAfterBreak="0">
     <w:nsid w:val="56217A54"/>
     <w:multiLevelType w:val="multilevel"/>
     <w:tmpl w:val="51BAB556"/>
@@ -10784,7 +10050,7 @@
       </w:rPr>
     </w:lvl>
   </w:abstractNum>
-  <w:abstractNum w:abstractNumId="40" w15:restartNumberingAfterBreak="0">
+  <w:abstractNum w:abstractNumId="35" w15:restartNumberingAfterBreak="0">
     <w:nsid w:val="58A20D02"/>
     <w:multiLevelType w:val="multilevel"/>
     <w:tmpl w:val="5CAA3CF2"/>
@@ -10933,7 +10199,7 @@
       </w:rPr>
     </w:lvl>
   </w:abstractNum>
-  <w:abstractNum w:abstractNumId="41" w15:restartNumberingAfterBreak="0">
+  <w:abstractNum w:abstractNumId="36" w15:restartNumberingAfterBreak="0">
     <w:nsid w:val="5BD66064"/>
     <w:multiLevelType w:val="multilevel"/>
     <w:tmpl w:val="6CCE7B4C"/>
@@ -11082,7 +10348,7 @@
       </w:rPr>
     </w:lvl>
   </w:abstractNum>
-  <w:abstractNum w:abstractNumId="42" w15:restartNumberingAfterBreak="0">
+  <w:abstractNum w:abstractNumId="37" w15:restartNumberingAfterBreak="0">
     <w:nsid w:val="5D927816"/>
     <w:multiLevelType w:val="multilevel"/>
     <w:tmpl w:val="8E14FBAC"/>
@@ -11231,7 +10497,7 @@
       </w:rPr>
     </w:lvl>
   </w:abstractNum>
-  <w:abstractNum w:abstractNumId="43" w15:restartNumberingAfterBreak="0">
+  <w:abstractNum w:abstractNumId="38" w15:restartNumberingAfterBreak="0">
     <w:nsid w:val="6217591F"/>
     <w:multiLevelType w:val="multilevel"/>
     <w:tmpl w:val="9FFACE52"/>
@@ -11380,7 +10646,7 @@
       </w:rPr>
     </w:lvl>
   </w:abstractNum>
-  <w:abstractNum w:abstractNumId="44" w15:restartNumberingAfterBreak="0">
+  <w:abstractNum w:abstractNumId="39" w15:restartNumberingAfterBreak="0">
     <w:nsid w:val="623146A5"/>
     <w:multiLevelType w:val="multilevel"/>
     <w:tmpl w:val="D9CCF3A4"/>
@@ -11529,7 +10795,7 @@
       </w:rPr>
     </w:lvl>
   </w:abstractNum>
-  <w:abstractNum w:abstractNumId="45" w15:restartNumberingAfterBreak="0">
+  <w:abstractNum w:abstractNumId="40" w15:restartNumberingAfterBreak="0">
     <w:nsid w:val="63685DFC"/>
     <w:multiLevelType w:val="multilevel"/>
     <w:tmpl w:val="8CA86FA0"/>
@@ -11678,7 +10944,7 @@
       </w:rPr>
     </w:lvl>
   </w:abstractNum>
-  <w:abstractNum w:abstractNumId="46" w15:restartNumberingAfterBreak="0">
+  <w:abstractNum w:abstractNumId="41" w15:restartNumberingAfterBreak="0">
     <w:nsid w:val="653C063C"/>
     <w:multiLevelType w:val="multilevel"/>
     <w:tmpl w:val="D0F0486A"/>
@@ -11827,7 +11093,7 @@
       </w:rPr>
     </w:lvl>
   </w:abstractNum>
-  <w:abstractNum w:abstractNumId="47" w15:restartNumberingAfterBreak="0">
+  <w:abstractNum w:abstractNumId="42" w15:restartNumberingAfterBreak="0">
     <w:nsid w:val="67BC53DA"/>
     <w:multiLevelType w:val="multilevel"/>
     <w:tmpl w:val="2C3EA5D0"/>
@@ -11976,7 +11242,7 @@
       </w:rPr>
     </w:lvl>
   </w:abstractNum>
-  <w:abstractNum w:abstractNumId="48" w15:restartNumberingAfterBreak="0">
+  <w:abstractNum w:abstractNumId="43" w15:restartNumberingAfterBreak="0">
     <w:nsid w:val="6EF57D8C"/>
     <w:multiLevelType w:val="multilevel"/>
     <w:tmpl w:val="7FB23886"/>
@@ -12125,7 +11391,7 @@
       </w:rPr>
     </w:lvl>
   </w:abstractNum>
-  <w:abstractNum w:abstractNumId="49" w15:restartNumberingAfterBreak="0">
+  <w:abstractNum w:abstractNumId="44" w15:restartNumberingAfterBreak="0">
     <w:nsid w:val="77F96625"/>
     <w:multiLevelType w:val="multilevel"/>
     <w:tmpl w:val="D3ECAF44"/>
@@ -12274,7 +11540,7 @@
       </w:rPr>
     </w:lvl>
   </w:abstractNum>
-  <w:abstractNum w:abstractNumId="50" w15:restartNumberingAfterBreak="0">
+  <w:abstractNum w:abstractNumId="45" w15:restartNumberingAfterBreak="0">
     <w:nsid w:val="7FAF23FE"/>
     <w:multiLevelType w:val="multilevel"/>
     <w:tmpl w:val="239C9A3E"/>
@@ -12424,158 +11690,144 @@
     </w:lvl>
   </w:abstractNum>
   <w:num w:numId="1" w16cid:durableId="1095977347">
+    <w:abstractNumId w:val="6"/>
+  </w:num>
+  <w:num w:numId="2" w16cid:durableId="1083455793">
+    <w:abstractNumId w:val="41"/>
+  </w:num>
+  <w:num w:numId="3" w16cid:durableId="469904850">
+    <w:abstractNumId w:val="27"/>
+  </w:num>
+  <w:num w:numId="4" w16cid:durableId="1553270198">
+    <w:abstractNumId w:val="45"/>
+  </w:num>
+  <w:num w:numId="5" w16cid:durableId="598022334">
+    <w:abstractNumId w:val="34"/>
+  </w:num>
+  <w:num w:numId="6" w16cid:durableId="1864319649">
+    <w:abstractNumId w:val="43"/>
+  </w:num>
+  <w:num w:numId="7" w16cid:durableId="1736708314">
+    <w:abstractNumId w:val="42"/>
+  </w:num>
+  <w:num w:numId="8" w16cid:durableId="519970044">
+    <w:abstractNumId w:val="20"/>
+  </w:num>
+  <w:num w:numId="9" w16cid:durableId="1649478127">
     <w:abstractNumId w:val="7"/>
   </w:num>
-  <w:num w:numId="2" w16cid:durableId="1083455793">
-    <w:abstractNumId w:val="46"/>
+  <w:num w:numId="10" w16cid:durableId="971977739">
+    <w:abstractNumId w:val="19"/>
   </w:num>
-  <w:num w:numId="3" w16cid:durableId="469904850">
+  <w:num w:numId="11" w16cid:durableId="1165247913">
+    <w:abstractNumId w:val="26"/>
+  </w:num>
+  <w:num w:numId="12" w16cid:durableId="1411580949">
+    <w:abstractNumId w:val="15"/>
+  </w:num>
+  <w:num w:numId="13" w16cid:durableId="389309607">
+    <w:abstractNumId w:val="33"/>
+  </w:num>
+  <w:num w:numId="14" w16cid:durableId="1645963959">
+    <w:abstractNumId w:val="8"/>
+  </w:num>
+  <w:num w:numId="15" w16cid:durableId="198859356">
+    <w:abstractNumId w:val="22"/>
+  </w:num>
+  <w:num w:numId="16" w16cid:durableId="1624918529">
+    <w:abstractNumId w:val="29"/>
+  </w:num>
+  <w:num w:numId="17" w16cid:durableId="854267539">
+    <w:abstractNumId w:val="35"/>
+  </w:num>
+  <w:num w:numId="18" w16cid:durableId="2038196624">
+    <w:abstractNumId w:val="24"/>
+  </w:num>
+  <w:num w:numId="19" w16cid:durableId="1858231356">
+    <w:abstractNumId w:val="1"/>
+  </w:num>
+  <w:num w:numId="20" w16cid:durableId="368192244">
+    <w:abstractNumId w:val="18"/>
+  </w:num>
+  <w:num w:numId="21" w16cid:durableId="1663581977">
+    <w:abstractNumId w:val="3"/>
+  </w:num>
+  <w:num w:numId="22" w16cid:durableId="1383098849">
+    <w:abstractNumId w:val="36"/>
+  </w:num>
+  <w:num w:numId="23" w16cid:durableId="1500384480">
+    <w:abstractNumId w:val="9"/>
+  </w:num>
+  <w:num w:numId="24" w16cid:durableId="1630744455">
+    <w:abstractNumId w:val="11"/>
+  </w:num>
+  <w:num w:numId="25" w16cid:durableId="236937777">
+    <w:abstractNumId w:val="2"/>
+  </w:num>
+  <w:num w:numId="26" w16cid:durableId="1428883848">
+    <w:abstractNumId w:val="16"/>
+  </w:num>
+  <w:num w:numId="27" w16cid:durableId="1819491173">
+    <w:abstractNumId w:val="40"/>
+  </w:num>
+  <w:num w:numId="28" w16cid:durableId="1624845379">
+    <w:abstractNumId w:val="37"/>
+  </w:num>
+  <w:num w:numId="29" w16cid:durableId="587932777">
+    <w:abstractNumId w:val="21"/>
+  </w:num>
+  <w:num w:numId="30" w16cid:durableId="958222268">
+    <w:abstractNumId w:val="44"/>
+  </w:num>
+  <w:num w:numId="31" w16cid:durableId="1674915750">
+    <w:abstractNumId w:val="12"/>
+  </w:num>
+  <w:num w:numId="32" w16cid:durableId="1324511257">
+    <w:abstractNumId w:val="38"/>
+  </w:num>
+  <w:num w:numId="33" w16cid:durableId="731923895">
+    <w:abstractNumId w:val="25"/>
+  </w:num>
+  <w:num w:numId="34" w16cid:durableId="2045518751">
     <w:abstractNumId w:val="31"/>
   </w:num>
-  <w:num w:numId="4" w16cid:durableId="1553270198">
-    <w:abstractNumId w:val="50"/>
+  <w:num w:numId="35" w16cid:durableId="1508206604">
+    <w:abstractNumId w:val="17"/>
   </w:num>
-  <w:num w:numId="5" w16cid:durableId="598022334">
+  <w:num w:numId="36" w16cid:durableId="1213224643">
+    <w:abstractNumId w:val="28"/>
+  </w:num>
+  <w:num w:numId="37" w16cid:durableId="1256547801">
+    <w:abstractNumId w:val="23"/>
+  </w:num>
+  <w:num w:numId="38" w16cid:durableId="669453397">
+    <w:abstractNumId w:val="4"/>
+  </w:num>
+  <w:num w:numId="39" w16cid:durableId="892278813">
+    <w:abstractNumId w:val="30"/>
+  </w:num>
+  <w:num w:numId="40" w16cid:durableId="849950690">
+    <w:abstractNumId w:val="32"/>
+  </w:num>
+  <w:num w:numId="41" w16cid:durableId="1434597046">
+    <w:abstractNumId w:val="13"/>
+  </w:num>
+  <w:num w:numId="42" w16cid:durableId="679048528">
+    <w:abstractNumId w:val="10"/>
+  </w:num>
+  <w:num w:numId="43" w16cid:durableId="986666243">
     <w:abstractNumId w:val="39"/>
   </w:num>
-  <w:num w:numId="6" w16cid:durableId="1864319649">
-    <w:abstractNumId w:val="48"/>
+  <w:num w:numId="44" w16cid:durableId="458383893">
+    <w:abstractNumId w:val="5"/>
   </w:num>
-  <w:num w:numId="7" w16cid:durableId="1736708314">
-    <w:abstractNumId w:val="47"/>
+  <w:num w:numId="45" w16cid:durableId="1433890073">
+    <w:abstractNumId w:val="0"/>
   </w:num>
-  <w:num w:numId="8" w16cid:durableId="519970044">
-    <w:abstractNumId w:val="22"/>
-  </w:num>
-  <w:num w:numId="9" w16cid:durableId="1649478127">
-    <w:abstractNumId w:val="8"/>
-  </w:num>
-  <w:num w:numId="10" w16cid:durableId="971977739">
-    <w:abstractNumId w:val="21"/>
-  </w:num>
-  <w:num w:numId="11" w16cid:durableId="1165247913">
-    <w:abstractNumId w:val="29"/>
-  </w:num>
-  <w:num w:numId="12" w16cid:durableId="1411580949">
-    <w:abstractNumId w:val="17"/>
-  </w:num>
-  <w:num w:numId="13" w16cid:durableId="389309607">
-    <w:abstractNumId w:val="38"/>
-  </w:num>
-  <w:num w:numId="14" w16cid:durableId="1645963959">
-    <w:abstractNumId w:val="9"/>
-  </w:num>
-  <w:num w:numId="15" w16cid:durableId="198859356">
-    <w:abstractNumId w:val="24"/>
-  </w:num>
-  <w:num w:numId="16" w16cid:durableId="1624918529">
-    <w:abstractNumId w:val="33"/>
-  </w:num>
-  <w:num w:numId="17" w16cid:durableId="854267539">
-    <w:abstractNumId w:val="40"/>
-  </w:num>
-  <w:num w:numId="18" w16cid:durableId="2038196624">
-    <w:abstractNumId w:val="27"/>
-  </w:num>
-  <w:num w:numId="19" w16cid:durableId="1858231356">
-    <w:abstractNumId w:val="2"/>
-  </w:num>
-  <w:num w:numId="20" w16cid:durableId="368192244">
-    <w:abstractNumId w:val="20"/>
-  </w:num>
-  <w:num w:numId="21" w16cid:durableId="1663581977">
-    <w:abstractNumId w:val="4"/>
-  </w:num>
-  <w:num w:numId="22" w16cid:durableId="1383098849">
-    <w:abstractNumId w:val="41"/>
-  </w:num>
-  <w:num w:numId="23" w16cid:durableId="1500384480">
-    <w:abstractNumId w:val="10"/>
-  </w:num>
-  <w:num w:numId="24" w16cid:durableId="1630744455">
-    <w:abstractNumId w:val="12"/>
-  </w:num>
-  <w:num w:numId="25" w16cid:durableId="236937777">
-    <w:abstractNumId w:val="3"/>
-  </w:num>
-  <w:num w:numId="26" w16cid:durableId="1428883848">
-    <w:abstractNumId w:val="18"/>
-  </w:num>
-  <w:num w:numId="27" w16cid:durableId="1819491173">
-    <w:abstractNumId w:val="45"/>
-  </w:num>
-  <w:num w:numId="28" w16cid:durableId="1624845379">
-    <w:abstractNumId w:val="42"/>
-  </w:num>
-  <w:num w:numId="29" w16cid:durableId="587932777">
-    <w:abstractNumId w:val="23"/>
-  </w:num>
-  <w:num w:numId="30" w16cid:durableId="958222268">
-    <w:abstractNumId w:val="49"/>
-  </w:num>
-  <w:num w:numId="31" w16cid:durableId="1674915750">
+  <w:num w:numId="46" w16cid:durableId="5910849">
     <w:abstractNumId w:val="14"/>
   </w:num>
-  <w:num w:numId="32" w16cid:durableId="1324511257">
-    <w:abstractNumId w:val="43"/>
-  </w:num>
-  <w:num w:numId="33" w16cid:durableId="731923895">
-    <w:abstractNumId w:val="28"/>
-  </w:num>
-  <w:num w:numId="34" w16cid:durableId="2045518751">
-    <w:abstractNumId w:val="35"/>
-  </w:num>
-  <w:num w:numId="35" w16cid:durableId="1508206604">
-    <w:abstractNumId w:val="19"/>
-  </w:num>
-  <w:num w:numId="36" w16cid:durableId="1213224643">
-    <w:abstractNumId w:val="32"/>
-  </w:num>
-  <w:num w:numId="37" w16cid:durableId="1256547801">
-    <w:abstractNumId w:val="25"/>
-  </w:num>
-  <w:num w:numId="38" w16cid:durableId="669453397">
-    <w:abstractNumId w:val="5"/>
-  </w:num>
-  <w:num w:numId="39" w16cid:durableId="892278813">
-    <w:abstractNumId w:val="34"/>
-  </w:num>
-  <w:num w:numId="40" w16cid:durableId="849950690">
-    <w:abstractNumId w:val="36"/>
-  </w:num>
-  <w:num w:numId="41" w16cid:durableId="1434597046">
-    <w:abstractNumId w:val="15"/>
-  </w:num>
-  <w:num w:numId="42" w16cid:durableId="679048528">
-    <w:abstractNumId w:val="11"/>
-  </w:num>
-  <w:num w:numId="43" w16cid:durableId="986666243">
-    <w:abstractNumId w:val="44"/>
-  </w:num>
-  <w:num w:numId="44" w16cid:durableId="458383893">
-    <w:abstractNumId w:val="6"/>
-  </w:num>
-  <w:num w:numId="45" w16cid:durableId="1433890073">
-    <w:abstractNumId w:val="1"/>
-  </w:num>
-  <w:num w:numId="46" w16cid:durableId="5910849">
-    <w:abstractNumId w:val="16"/>
-  </w:num>
-  <w:num w:numId="47" w16cid:durableId="160200183">
-    <w:abstractNumId w:val="30"/>
-  </w:num>
-  <w:num w:numId="48" w16cid:durableId="238760107">
-    <w:abstractNumId w:val="37"/>
-  </w:num>
-  <w:num w:numId="49" w16cid:durableId="1094743368">
-    <w:abstractNumId w:val="26"/>
-  </w:num>
-  <w:num w:numId="50" w16cid:durableId="1092511757">
-    <w:abstractNumId w:val="13"/>
-  </w:num>
-  <w:num w:numId="51" w16cid:durableId="1811900778">
-    <w:abstractNumId w:val="0"/>
-  </w:num>
+  <w:numIdMacAtCleanup w:val="46"/>
 </w:numbering>
 </file>
 
@@ -13180,6 +12432,7 @@
   <w:style w:type="character" w:default="1" w:styleId="DefaultParagraphFont">
     <w:name w:val="Default Paragraph Font"/>
     <w:uiPriority w:val="1"/>
+    <w:semiHidden/>
     <w:unhideWhenUsed/>
   </w:style>
   <w:style w:type="table" w:default="1" w:styleId="TableNormal">
